--- a/TS-Kramam/TS-6.4/TS 6.4 Malayalam Krama Paatam Corrections.docx
+++ b/TS-Kramam/TS-6.4/TS 6.4 Malayalam Krama Paatam Corrections.docx
@@ -81,7 +81,18 @@
           <w:szCs w:val="32"/>
           <w:u w:val="single"/>
         </w:rPr>
-        <w:t xml:space="preserve">Observed till </w:t>
+        <w:t xml:space="preserve">Observed </w:t>
+      </w:r>
+      <w:proofErr w:type="gramStart"/>
+      <w:r>
+        <w:rPr>
+          <w:b/>
+          <w:bCs/>
+          <w:sz w:val="32"/>
+          <w:szCs w:val="32"/>
+          <w:u w:val="single"/>
+        </w:rPr>
+        <w:t xml:space="preserve">till </w:t>
       </w:r>
       <w:r>
         <w:rPr>
@@ -94,6 +105,7 @@
         </w:rPr>
         <w:t>????</w:t>
       </w:r>
+      <w:proofErr w:type="gramEnd"/>
     </w:p>
     <w:p>
       <w:pPr>
@@ -286,38 +298,18 @@
                 <w:b/>
                 <w:sz w:val="28"/>
                 <w:szCs w:val="32"/>
-                <w:lang w:val="it-IT"/>
-              </w:rPr>
-            </w:pPr>
-            <w:r>
-              <w:rPr>
-                <w:rFonts w:cs="Arial"/>
-                <w:b/>
-                <w:sz w:val="28"/>
-                <w:szCs w:val="32"/>
-                <w:lang w:val="it-IT"/>
-              </w:rPr>
-              <w:t>Krama Vaakyam No.–</w:t>
-            </w:r>
-            <w:r>
-              <w:rPr>
-                <w:rFonts w:cs="Arial"/>
-                <w:b/>
-                <w:sz w:val="28"/>
-                <w:szCs w:val="32"/>
-                <w:lang w:val="it-IT"/>
-              </w:rPr>
-              <w:t>8</w:t>
-            </w:r>
-            <w:r>
-              <w:rPr>
-                <w:rFonts w:cs="Arial"/>
-                <w:b/>
-                <w:sz w:val="28"/>
-                <w:szCs w:val="32"/>
-                <w:lang w:val="it-IT"/>
-              </w:rPr>
-              <w:t xml:space="preserve"> &amp; 9</w:t>
+                <w:lang w:val="en-IN"/>
+              </w:rPr>
+            </w:pPr>
+            <w:r>
+              <w:rPr>
+                <w:rFonts w:cs="Arial"/>
+                <w:b/>
+                <w:sz w:val="28"/>
+                <w:szCs w:val="32"/>
+                <w:lang w:val="en-IN"/>
+              </w:rPr>
+              <w:t>Krama Vaakyam No.–8 &amp; 9</w:t>
             </w:r>
           </w:p>
           <w:p>
@@ -400,16 +392,16 @@
                 <w:color w:val="000000"/>
                 <w:sz w:val="40"/>
                 <w:szCs w:val="40"/>
-                <w:lang w:val="en-IN" w:eastAsia="en-IN" w:bidi="ml-IN"/>
-              </w:rPr>
-            </w:pPr>
-            <w:r>
-              <w:rPr>
-                <w:rFonts w:ascii="BRH Malayalam Extra" w:eastAsia="Times New Roman" w:hAnsi="BRH Malayalam Extra" w:cs="BRH Malayalam Extra"/>
-                <w:color w:val="000000"/>
-                <w:sz w:val="40"/>
-                <w:szCs w:val="40"/>
-                <w:lang w:val="en-IN" w:eastAsia="en-IN" w:bidi="ml-IN"/>
+                <w:lang w:val="it-IT" w:eastAsia="en-IN" w:bidi="ml-IN"/>
+              </w:rPr>
+            </w:pPr>
+            <w:r>
+              <w:rPr>
+                <w:rFonts w:ascii="BRH Malayalam Extra" w:eastAsia="Times New Roman" w:hAnsi="BRH Malayalam Extra" w:cs="BRH Malayalam Extra"/>
+                <w:color w:val="000000"/>
+                <w:sz w:val="40"/>
+                <w:szCs w:val="40"/>
+                <w:lang w:val="it-IT" w:eastAsia="en-IN" w:bidi="ml-IN"/>
               </w:rPr>
               <w:t>¤F</w:t>
             </w:r>
@@ -419,7 +411,7 @@
                 <w:color w:val="000000"/>
                 <w:sz w:val="32"/>
                 <w:szCs w:val="40"/>
-                <w:lang w:val="en-IN" w:eastAsia="en-IN" w:bidi="ml-IN"/>
+                <w:lang w:val="it-IT" w:eastAsia="en-IN" w:bidi="ml-IN"/>
               </w:rPr>
               <w:t>–</w:t>
             </w:r>
@@ -430,7 +422,7 @@
                 <w:sz w:val="40"/>
                 <w:szCs w:val="40"/>
                 <w:highlight w:val="yellow"/>
-                <w:lang w:val="en-IN" w:eastAsia="en-IN" w:bidi="ml-IN"/>
+                <w:lang w:val="it-IT" w:eastAsia="en-IN" w:bidi="ml-IN"/>
               </w:rPr>
               <w:t>É</w:t>
             </w:r>
@@ -440,17 +432,17 @@
                 <w:color w:val="000000"/>
                 <w:sz w:val="32"/>
                 <w:szCs w:val="40"/>
-                <w:lang w:val="en-IN" w:eastAsia="en-IN" w:bidi="ml-IN"/>
-              </w:rPr>
-              <w:t>–</w:t>
-            </w:r>
-            <w:r>
-              <w:rPr>
-                <w:rFonts w:ascii="BRH Malayalam Extra" w:eastAsia="Times New Roman" w:hAnsi="BRH Malayalam Extra" w:cs="BRH Malayalam Extra"/>
-                <w:color w:val="000000"/>
-                <w:sz w:val="40"/>
-                <w:szCs w:val="40"/>
-                <w:lang w:val="en-IN" w:eastAsia="en-IN" w:bidi="ml-IN"/>
+                <w:lang w:val="it-IT" w:eastAsia="en-IN" w:bidi="ml-IN"/>
+              </w:rPr>
+              <w:t>–</w:t>
+            </w:r>
+            <w:r>
+              <w:rPr>
+                <w:rFonts w:ascii="BRH Malayalam Extra" w:eastAsia="Times New Roman" w:hAnsi="BRH Malayalam Extra" w:cs="BRH Malayalam Extra"/>
+                <w:color w:val="000000"/>
+                <w:sz w:val="40"/>
+                <w:szCs w:val="40"/>
+                <w:lang w:val="it-IT" w:eastAsia="en-IN" w:bidi="ml-IN"/>
               </w:rPr>
               <w:t>px</w:t>
             </w:r>
@@ -460,17 +452,17 @@
                 <w:color w:val="000000"/>
                 <w:sz w:val="32"/>
                 <w:szCs w:val="40"/>
-                <w:lang w:val="en-IN" w:eastAsia="en-IN" w:bidi="ml-IN"/>
-              </w:rPr>
-              <w:t>–</w:t>
-            </w:r>
-            <w:r>
-              <w:rPr>
-                <w:rFonts w:ascii="BRH Malayalam Extra" w:eastAsia="Times New Roman" w:hAnsi="BRH Malayalam Extra" w:cs="BRH Malayalam Extra"/>
-                <w:color w:val="000000"/>
-                <w:sz w:val="40"/>
-                <w:szCs w:val="40"/>
-                <w:lang w:val="en-IN" w:eastAsia="en-IN" w:bidi="ml-IN"/>
+                <w:lang w:val="it-IT" w:eastAsia="en-IN" w:bidi="ml-IN"/>
+              </w:rPr>
+              <w:t>–</w:t>
+            </w:r>
+            <w:r>
+              <w:rPr>
+                <w:rFonts w:ascii="BRH Malayalam Extra" w:eastAsia="Times New Roman" w:hAnsi="BRH Malayalam Extra" w:cs="BRH Malayalam Extra"/>
+                <w:color w:val="000000"/>
+                <w:sz w:val="40"/>
+                <w:szCs w:val="40"/>
+                <w:lang w:val="it-IT" w:eastAsia="en-IN" w:bidi="ml-IN"/>
               </w:rPr>
               <w:t>j</w:t>
             </w:r>
@@ -480,17 +472,17 @@
                 <w:color w:val="000000"/>
                 <w:sz w:val="32"/>
                 <w:szCs w:val="40"/>
-                <w:lang w:val="en-IN" w:eastAsia="en-IN" w:bidi="ml-IN"/>
-              </w:rPr>
-              <w:t>–</w:t>
-            </w:r>
-            <w:r>
-              <w:rPr>
-                <w:rFonts w:ascii="BRH Malayalam Extra" w:eastAsia="Times New Roman" w:hAnsi="BRH Malayalam Extra" w:cs="BRH Malayalam Extra"/>
-                <w:color w:val="000000"/>
-                <w:sz w:val="40"/>
-                <w:szCs w:val="40"/>
-                <w:lang w:val="en-IN" w:eastAsia="en-IN" w:bidi="ml-IN"/>
+                <w:lang w:val="it-IT" w:eastAsia="en-IN" w:bidi="ml-IN"/>
+              </w:rPr>
+              <w:t>–</w:t>
+            </w:r>
+            <w:r>
+              <w:rPr>
+                <w:rFonts w:ascii="BRH Malayalam Extra" w:eastAsia="Times New Roman" w:hAnsi="BRH Malayalam Extra" w:cs="BRH Malayalam Extra"/>
+                <w:color w:val="000000"/>
+                <w:sz w:val="40"/>
+                <w:szCs w:val="40"/>
+                <w:lang w:val="it-IT" w:eastAsia="en-IN" w:bidi="ml-IN"/>
               </w:rPr>
               <w:t>pxöMx</w:t>
             </w:r>
@@ -500,17 +492,17 @@
                 <w:color w:val="000000"/>
                 <w:sz w:val="32"/>
                 <w:szCs w:val="40"/>
-                <w:lang w:val="en-IN" w:eastAsia="en-IN" w:bidi="ml-IN"/>
-              </w:rPr>
-              <w:t>–</w:t>
-            </w:r>
-            <w:r>
-              <w:rPr>
-                <w:rFonts w:ascii="BRH Malayalam Extra" w:eastAsia="Times New Roman" w:hAnsi="BRH Malayalam Extra" w:cs="BRH Malayalam Extra"/>
-                <w:color w:val="000000"/>
-                <w:sz w:val="40"/>
-                <w:szCs w:val="40"/>
-                <w:lang w:val="en-IN" w:eastAsia="en-IN" w:bidi="ml-IN"/>
+                <w:lang w:val="it-IT" w:eastAsia="en-IN" w:bidi="ml-IN"/>
+              </w:rPr>
+              <w:t>–</w:t>
+            </w:r>
+            <w:r>
+              <w:rPr>
+                <w:rFonts w:ascii="BRH Malayalam Extra" w:eastAsia="Times New Roman" w:hAnsi="BRH Malayalam Extra" w:cs="BRH Malayalam Extra"/>
+                <w:color w:val="000000"/>
+                <w:sz w:val="40"/>
+                <w:szCs w:val="40"/>
+                <w:lang w:val="it-IT" w:eastAsia="en-IN" w:bidi="ml-IN"/>
               </w:rPr>
               <w:t xml:space="preserve"> öMtx˜J | </w:t>
             </w:r>
@@ -523,15 +515,16 @@
                 <w:color w:val="000000"/>
                 <w:sz w:val="40"/>
                 <w:szCs w:val="40"/>
-              </w:rPr>
-            </w:pPr>
-            <w:r>
-              <w:rPr>
-                <w:rFonts w:ascii="BRH Malayalam Extra" w:eastAsia="Times New Roman" w:hAnsi="BRH Malayalam Extra" w:cs="BRH Malayalam Extra"/>
-                <w:color w:val="000000"/>
-                <w:sz w:val="40"/>
-                <w:szCs w:val="40"/>
-                <w:lang w:val="en-IN" w:eastAsia="en-IN" w:bidi="ml-IN"/>
+                <w:lang w:val="it-IT"/>
+              </w:rPr>
+            </w:pPr>
+            <w:r>
+              <w:rPr>
+                <w:rFonts w:ascii="BRH Malayalam Extra" w:eastAsia="Times New Roman" w:hAnsi="BRH Malayalam Extra" w:cs="BRH Malayalam Extra"/>
+                <w:color w:val="000000"/>
+                <w:sz w:val="40"/>
+                <w:szCs w:val="40"/>
+                <w:lang w:val="it-IT" w:eastAsia="en-IN" w:bidi="ml-IN"/>
               </w:rPr>
               <w:t>¤F</w:t>
             </w:r>
@@ -541,7 +534,7 @@
                 <w:color w:val="000000"/>
                 <w:sz w:val="32"/>
                 <w:szCs w:val="40"/>
-                <w:lang w:val="en-IN" w:eastAsia="en-IN" w:bidi="ml-IN"/>
+                <w:lang w:val="it-IT" w:eastAsia="en-IN" w:bidi="ml-IN"/>
               </w:rPr>
               <w:t>–</w:t>
             </w:r>
@@ -552,7 +545,7 @@
                 <w:sz w:val="40"/>
                 <w:szCs w:val="40"/>
                 <w:highlight w:val="yellow"/>
-                <w:lang w:val="en-IN" w:eastAsia="en-IN" w:bidi="ml-IN"/>
+                <w:lang w:val="it-IT" w:eastAsia="en-IN" w:bidi="ml-IN"/>
               </w:rPr>
               <w:t>É</w:t>
             </w:r>
@@ -562,17 +555,17 @@
                 <w:color w:val="000000"/>
                 <w:sz w:val="32"/>
                 <w:szCs w:val="40"/>
-                <w:lang w:val="en-IN" w:eastAsia="en-IN" w:bidi="ml-IN"/>
-              </w:rPr>
-              <w:t>–</w:t>
-            </w:r>
-            <w:r>
-              <w:rPr>
-                <w:rFonts w:ascii="BRH Malayalam Extra" w:eastAsia="Times New Roman" w:hAnsi="BRH Malayalam Extra" w:cs="BRH Malayalam Extra"/>
-                <w:color w:val="000000"/>
-                <w:sz w:val="40"/>
-                <w:szCs w:val="40"/>
-                <w:lang w:val="en-IN" w:eastAsia="en-IN" w:bidi="ml-IN"/>
+                <w:lang w:val="it-IT" w:eastAsia="en-IN" w:bidi="ml-IN"/>
+              </w:rPr>
+              <w:t>–</w:t>
+            </w:r>
+            <w:r>
+              <w:rPr>
+                <w:rFonts w:ascii="BRH Malayalam Extra" w:eastAsia="Times New Roman" w:hAnsi="BRH Malayalam Extra" w:cs="BRH Malayalam Extra"/>
+                <w:color w:val="000000"/>
+                <w:sz w:val="40"/>
+                <w:szCs w:val="40"/>
+                <w:lang w:val="it-IT" w:eastAsia="en-IN" w:bidi="ml-IN"/>
               </w:rPr>
               <w:t>px</w:t>
             </w:r>
@@ -582,17 +575,17 @@
                 <w:color w:val="000000"/>
                 <w:sz w:val="32"/>
                 <w:szCs w:val="40"/>
-                <w:lang w:val="en-IN" w:eastAsia="en-IN" w:bidi="ml-IN"/>
-              </w:rPr>
-              <w:t>–</w:t>
-            </w:r>
-            <w:r>
-              <w:rPr>
-                <w:rFonts w:ascii="BRH Malayalam Extra" w:eastAsia="Times New Roman" w:hAnsi="BRH Malayalam Extra" w:cs="BRH Malayalam Extra"/>
-                <w:color w:val="000000"/>
-                <w:sz w:val="40"/>
-                <w:szCs w:val="40"/>
-                <w:lang w:val="en-IN" w:eastAsia="en-IN" w:bidi="ml-IN"/>
+                <w:lang w:val="it-IT" w:eastAsia="en-IN" w:bidi="ml-IN"/>
+              </w:rPr>
+              <w:t>–</w:t>
+            </w:r>
+            <w:r>
+              <w:rPr>
+                <w:rFonts w:ascii="BRH Malayalam Extra" w:eastAsia="Times New Roman" w:hAnsi="BRH Malayalam Extra" w:cs="BRH Malayalam Extra"/>
+                <w:color w:val="000000"/>
+                <w:sz w:val="40"/>
+                <w:szCs w:val="40"/>
+                <w:lang w:val="it-IT" w:eastAsia="en-IN" w:bidi="ml-IN"/>
               </w:rPr>
               <w:t>j</w:t>
             </w:r>
@@ -602,17 +595,17 @@
                 <w:color w:val="000000"/>
                 <w:sz w:val="32"/>
                 <w:szCs w:val="40"/>
-                <w:lang w:val="en-IN" w:eastAsia="en-IN" w:bidi="ml-IN"/>
-              </w:rPr>
-              <w:t>–</w:t>
-            </w:r>
-            <w:r>
-              <w:rPr>
-                <w:rFonts w:ascii="BRH Malayalam Extra" w:eastAsia="Times New Roman" w:hAnsi="BRH Malayalam Extra" w:cs="BRH Malayalam Extra"/>
-                <w:color w:val="000000"/>
-                <w:sz w:val="40"/>
-                <w:szCs w:val="40"/>
-                <w:lang w:val="en-IN" w:eastAsia="en-IN" w:bidi="ml-IN"/>
+                <w:lang w:val="it-IT" w:eastAsia="en-IN" w:bidi="ml-IN"/>
+              </w:rPr>
+              <w:t>–</w:t>
+            </w:r>
+            <w:r>
+              <w:rPr>
+                <w:rFonts w:ascii="BRH Malayalam Extra" w:eastAsia="Times New Roman" w:hAnsi="BRH Malayalam Extra" w:cs="BRH Malayalam Extra"/>
+                <w:color w:val="000000"/>
+                <w:sz w:val="40"/>
+                <w:szCs w:val="40"/>
+                <w:lang w:val="it-IT" w:eastAsia="en-IN" w:bidi="ml-IN"/>
               </w:rPr>
               <w:t>pxöMx</w:t>
             </w:r>
@@ -622,17 +615,17 @@
                 <w:color w:val="000000"/>
                 <w:sz w:val="32"/>
                 <w:szCs w:val="40"/>
-                <w:lang w:val="en-IN" w:eastAsia="en-IN" w:bidi="ml-IN"/>
-              </w:rPr>
-              <w:t>–</w:t>
-            </w:r>
-            <w:r>
-              <w:rPr>
-                <w:rFonts w:ascii="BRH Malayalam Extra" w:eastAsia="Times New Roman" w:hAnsi="BRH Malayalam Extra" w:cs="BRH Malayalam Extra"/>
-                <w:color w:val="000000"/>
-                <w:sz w:val="40"/>
-                <w:szCs w:val="40"/>
-                <w:lang w:val="en-IN" w:eastAsia="en-IN" w:bidi="ml-IN"/>
+                <w:lang w:val="it-IT" w:eastAsia="en-IN" w:bidi="ml-IN"/>
+              </w:rPr>
+              <w:t>–</w:t>
+            </w:r>
+            <w:r>
+              <w:rPr>
+                <w:rFonts w:ascii="BRH Malayalam Extra" w:eastAsia="Times New Roman" w:hAnsi="BRH Malayalam Extra" w:cs="BRH Malayalam Extra"/>
+                <w:color w:val="000000"/>
+                <w:sz w:val="40"/>
+                <w:szCs w:val="40"/>
+                <w:lang w:val="it-IT" w:eastAsia="en-IN" w:bidi="ml-IN"/>
               </w:rPr>
               <w:t xml:space="preserve"> C¤¤Zõ˜öÉpxj</w:t>
             </w:r>
@@ -642,17 +635,17 @@
                 <w:color w:val="000000"/>
                 <w:sz w:val="32"/>
                 <w:szCs w:val="40"/>
-                <w:lang w:val="en-IN" w:eastAsia="en-IN" w:bidi="ml-IN"/>
-              </w:rPr>
-              <w:t>–</w:t>
-            </w:r>
-            <w:r>
-              <w:rPr>
-                <w:rFonts w:ascii="BRH Malayalam Extra" w:eastAsia="Times New Roman" w:hAnsi="BRH Malayalam Extra" w:cs="BRH Malayalam Extra"/>
-                <w:color w:val="000000"/>
-                <w:sz w:val="40"/>
-                <w:szCs w:val="40"/>
-                <w:lang w:val="en-IN" w:eastAsia="en-IN" w:bidi="ml-IN"/>
+                <w:lang w:val="it-IT" w:eastAsia="en-IN" w:bidi="ml-IN"/>
+              </w:rPr>
+              <w:t>–</w:t>
+            </w:r>
+            <w:r>
+              <w:rPr>
+                <w:rFonts w:ascii="BRH Malayalam Extra" w:eastAsia="Times New Roman" w:hAnsi="BRH Malayalam Extra" w:cs="BRH Malayalam Extra"/>
+                <w:color w:val="000000"/>
+                <w:sz w:val="40"/>
+                <w:szCs w:val="40"/>
+                <w:lang w:val="it-IT" w:eastAsia="en-IN" w:bidi="ml-IN"/>
               </w:rPr>
               <w:t>p - A</w:t>
             </w:r>
@@ -662,17 +655,17 @@
                 <w:color w:val="000000"/>
                 <w:sz w:val="32"/>
                 <w:szCs w:val="40"/>
-                <w:lang w:val="en-IN" w:eastAsia="en-IN" w:bidi="ml-IN"/>
-              </w:rPr>
-              <w:t>–</w:t>
-            </w:r>
-            <w:r>
-              <w:rPr>
-                <w:rFonts w:ascii="BRH Malayalam Extra" w:eastAsia="Times New Roman" w:hAnsi="BRH Malayalam Extra" w:cs="BRH Malayalam Extra"/>
-                <w:color w:val="000000"/>
-                <w:sz w:val="40"/>
-                <w:szCs w:val="40"/>
-                <w:lang w:val="en-IN" w:eastAsia="en-IN" w:bidi="ml-IN"/>
+                <w:lang w:val="it-IT" w:eastAsia="en-IN" w:bidi="ml-IN"/>
+              </w:rPr>
+              <w:t>–</w:t>
+            </w:r>
+            <w:r>
+              <w:rPr>
+                <w:rFonts w:ascii="BRH Malayalam Extra" w:eastAsia="Times New Roman" w:hAnsi="BRH Malayalam Extra" w:cs="BRH Malayalam Extra"/>
+                <w:color w:val="000000"/>
+                <w:sz w:val="40"/>
+                <w:szCs w:val="40"/>
+                <w:lang w:val="it-IT" w:eastAsia="en-IN" w:bidi="ml-IN"/>
               </w:rPr>
               <w:t>öMx</w:t>
             </w:r>
@@ -682,17 +675,17 @@
                 <w:color w:val="000000"/>
                 <w:sz w:val="32"/>
                 <w:szCs w:val="40"/>
-                <w:lang w:val="en-IN" w:eastAsia="en-IN" w:bidi="ml-IN"/>
-              </w:rPr>
-              <w:t>–</w:t>
-            </w:r>
-            <w:r>
-              <w:rPr>
-                <w:rFonts w:ascii="BRH Malayalam Extra" w:eastAsia="Times New Roman" w:hAnsi="BRH Malayalam Extra" w:cs="BRH Malayalam Extra"/>
-                <w:color w:val="000000"/>
-                <w:sz w:val="40"/>
-                <w:szCs w:val="40"/>
-                <w:lang w:val="en-IN" w:eastAsia="en-IN" w:bidi="ml-IN"/>
+                <w:lang w:val="it-IT" w:eastAsia="en-IN" w:bidi="ml-IN"/>
+              </w:rPr>
+              <w:t>–</w:t>
+            </w:r>
+            <w:r>
+              <w:rPr>
+                <w:rFonts w:ascii="BRH Malayalam Extra" w:eastAsia="Times New Roman" w:hAnsi="BRH Malayalam Extra" w:cs="BRH Malayalam Extra"/>
+                <w:color w:val="000000"/>
+                <w:sz w:val="40"/>
+                <w:szCs w:val="40"/>
+                <w:lang w:val="it-IT" w:eastAsia="en-IN" w:bidi="ml-IN"/>
               </w:rPr>
               <w:t>J</w:t>
             </w:r>
@@ -714,16 +707,16 @@
                 <w:color w:val="000000"/>
                 <w:sz w:val="40"/>
                 <w:szCs w:val="40"/>
-                <w:lang w:val="en-IN" w:eastAsia="en-IN" w:bidi="ml-IN"/>
-              </w:rPr>
-            </w:pPr>
-            <w:r>
-              <w:rPr>
-                <w:rFonts w:ascii="BRH Malayalam Extra" w:eastAsia="Times New Roman" w:hAnsi="BRH Malayalam Extra" w:cs="BRH Malayalam Extra"/>
-                <w:color w:val="000000"/>
-                <w:sz w:val="40"/>
-                <w:szCs w:val="40"/>
-                <w:lang w:val="en-IN" w:eastAsia="en-IN" w:bidi="ml-IN"/>
+                <w:lang w:val="it-IT" w:eastAsia="en-IN" w:bidi="ml-IN"/>
+              </w:rPr>
+            </w:pPr>
+            <w:r>
+              <w:rPr>
+                <w:rFonts w:ascii="BRH Malayalam Extra" w:eastAsia="Times New Roman" w:hAnsi="BRH Malayalam Extra" w:cs="BRH Malayalam Extra"/>
+                <w:color w:val="000000"/>
+                <w:sz w:val="40"/>
+                <w:szCs w:val="40"/>
+                <w:lang w:val="it-IT" w:eastAsia="en-IN" w:bidi="ml-IN"/>
               </w:rPr>
               <w:t>¤F</w:t>
             </w:r>
@@ -733,7 +726,7 @@
                 <w:color w:val="000000"/>
                 <w:sz w:val="32"/>
                 <w:szCs w:val="40"/>
-                <w:lang w:val="en-IN" w:eastAsia="en-IN" w:bidi="ml-IN"/>
+                <w:lang w:val="it-IT" w:eastAsia="en-IN" w:bidi="ml-IN"/>
               </w:rPr>
               <w:t>–</w:t>
             </w:r>
@@ -744,7 +737,7 @@
                 <w:sz w:val="40"/>
                 <w:szCs w:val="40"/>
                 <w:highlight w:val="green"/>
-                <w:lang w:val="en-IN" w:eastAsia="en-IN" w:bidi="ml-IN"/>
+                <w:lang w:val="it-IT" w:eastAsia="en-IN" w:bidi="ml-IN"/>
               </w:rPr>
               <w:t>ö</w:t>
             </w:r>
@@ -754,7 +747,7 @@
                 <w:color w:val="000000"/>
                 <w:sz w:val="40"/>
                 <w:szCs w:val="40"/>
-                <w:lang w:val="en-IN" w:eastAsia="en-IN" w:bidi="ml-IN"/>
+                <w:lang w:val="it-IT" w:eastAsia="en-IN" w:bidi="ml-IN"/>
               </w:rPr>
               <w:t>É</w:t>
             </w:r>
@@ -764,17 +757,17 @@
                 <w:color w:val="000000"/>
                 <w:sz w:val="32"/>
                 <w:szCs w:val="40"/>
-                <w:lang w:val="en-IN" w:eastAsia="en-IN" w:bidi="ml-IN"/>
-              </w:rPr>
-              <w:t>–</w:t>
-            </w:r>
-            <w:r>
-              <w:rPr>
-                <w:rFonts w:ascii="BRH Malayalam Extra" w:eastAsia="Times New Roman" w:hAnsi="BRH Malayalam Extra" w:cs="BRH Malayalam Extra"/>
-                <w:color w:val="000000"/>
-                <w:sz w:val="40"/>
-                <w:szCs w:val="40"/>
-                <w:lang w:val="en-IN" w:eastAsia="en-IN" w:bidi="ml-IN"/>
+                <w:lang w:val="it-IT" w:eastAsia="en-IN" w:bidi="ml-IN"/>
+              </w:rPr>
+              <w:t>–</w:t>
+            </w:r>
+            <w:r>
+              <w:rPr>
+                <w:rFonts w:ascii="BRH Malayalam Extra" w:eastAsia="Times New Roman" w:hAnsi="BRH Malayalam Extra" w:cs="BRH Malayalam Extra"/>
+                <w:color w:val="000000"/>
+                <w:sz w:val="40"/>
+                <w:szCs w:val="40"/>
+                <w:lang w:val="it-IT" w:eastAsia="en-IN" w:bidi="ml-IN"/>
               </w:rPr>
               <w:t>px</w:t>
             </w:r>
@@ -784,17 +777,17 @@
                 <w:color w:val="000000"/>
                 <w:sz w:val="32"/>
                 <w:szCs w:val="40"/>
-                <w:lang w:val="en-IN" w:eastAsia="en-IN" w:bidi="ml-IN"/>
-              </w:rPr>
-              <w:t>–</w:t>
-            </w:r>
-            <w:r>
-              <w:rPr>
-                <w:rFonts w:ascii="BRH Malayalam Extra" w:eastAsia="Times New Roman" w:hAnsi="BRH Malayalam Extra" w:cs="BRH Malayalam Extra"/>
-                <w:color w:val="000000"/>
-                <w:sz w:val="40"/>
-                <w:szCs w:val="40"/>
-                <w:lang w:val="en-IN" w:eastAsia="en-IN" w:bidi="ml-IN"/>
+                <w:lang w:val="it-IT" w:eastAsia="en-IN" w:bidi="ml-IN"/>
+              </w:rPr>
+              <w:t>–</w:t>
+            </w:r>
+            <w:r>
+              <w:rPr>
+                <w:rFonts w:ascii="BRH Malayalam Extra" w:eastAsia="Times New Roman" w:hAnsi="BRH Malayalam Extra" w:cs="BRH Malayalam Extra"/>
+                <w:color w:val="000000"/>
+                <w:sz w:val="40"/>
+                <w:szCs w:val="40"/>
+                <w:lang w:val="it-IT" w:eastAsia="en-IN" w:bidi="ml-IN"/>
               </w:rPr>
               <w:t>j</w:t>
             </w:r>
@@ -804,17 +797,17 @@
                 <w:color w:val="000000"/>
                 <w:sz w:val="32"/>
                 <w:szCs w:val="40"/>
-                <w:lang w:val="en-IN" w:eastAsia="en-IN" w:bidi="ml-IN"/>
-              </w:rPr>
-              <w:t>–</w:t>
-            </w:r>
-            <w:r>
-              <w:rPr>
-                <w:rFonts w:ascii="BRH Malayalam Extra" w:eastAsia="Times New Roman" w:hAnsi="BRH Malayalam Extra" w:cs="BRH Malayalam Extra"/>
-                <w:color w:val="000000"/>
-                <w:sz w:val="40"/>
-                <w:szCs w:val="40"/>
-                <w:lang w:val="en-IN" w:eastAsia="en-IN" w:bidi="ml-IN"/>
+                <w:lang w:val="it-IT" w:eastAsia="en-IN" w:bidi="ml-IN"/>
+              </w:rPr>
+              <w:t>–</w:t>
+            </w:r>
+            <w:r>
+              <w:rPr>
+                <w:rFonts w:ascii="BRH Malayalam Extra" w:eastAsia="Times New Roman" w:hAnsi="BRH Malayalam Extra" w:cs="BRH Malayalam Extra"/>
+                <w:color w:val="000000"/>
+                <w:sz w:val="40"/>
+                <w:szCs w:val="40"/>
+                <w:lang w:val="it-IT" w:eastAsia="en-IN" w:bidi="ml-IN"/>
               </w:rPr>
               <w:t>pxöMx</w:t>
             </w:r>
@@ -824,17 +817,17 @@
                 <w:color w:val="000000"/>
                 <w:sz w:val="32"/>
                 <w:szCs w:val="40"/>
-                <w:lang w:val="en-IN" w:eastAsia="en-IN" w:bidi="ml-IN"/>
-              </w:rPr>
-              <w:t>–</w:t>
-            </w:r>
-            <w:r>
-              <w:rPr>
-                <w:rFonts w:ascii="BRH Malayalam Extra" w:eastAsia="Times New Roman" w:hAnsi="BRH Malayalam Extra" w:cs="BRH Malayalam Extra"/>
-                <w:color w:val="000000"/>
-                <w:sz w:val="40"/>
-                <w:szCs w:val="40"/>
-                <w:lang w:val="en-IN" w:eastAsia="en-IN" w:bidi="ml-IN"/>
+                <w:lang w:val="it-IT" w:eastAsia="en-IN" w:bidi="ml-IN"/>
+              </w:rPr>
+              <w:t>–</w:t>
+            </w:r>
+            <w:r>
+              <w:rPr>
+                <w:rFonts w:ascii="BRH Malayalam Extra" w:eastAsia="Times New Roman" w:hAnsi="BRH Malayalam Extra" w:cs="BRH Malayalam Extra"/>
+                <w:color w:val="000000"/>
+                <w:sz w:val="40"/>
+                <w:szCs w:val="40"/>
+                <w:lang w:val="it-IT" w:eastAsia="en-IN" w:bidi="ml-IN"/>
               </w:rPr>
               <w:t xml:space="preserve"> öMtx˜J | </w:t>
             </w:r>
@@ -847,15 +840,16 @@
                 <w:color w:val="000000"/>
                 <w:sz w:val="40"/>
                 <w:szCs w:val="40"/>
-              </w:rPr>
-            </w:pPr>
-            <w:r>
-              <w:rPr>
-                <w:rFonts w:ascii="BRH Malayalam Extra" w:eastAsia="Times New Roman" w:hAnsi="BRH Malayalam Extra" w:cs="BRH Malayalam Extra"/>
-                <w:color w:val="000000"/>
-                <w:sz w:val="40"/>
-                <w:szCs w:val="40"/>
-                <w:lang w:val="en-IN" w:eastAsia="en-IN" w:bidi="ml-IN"/>
+                <w:lang w:val="it-IT"/>
+              </w:rPr>
+            </w:pPr>
+            <w:r>
+              <w:rPr>
+                <w:rFonts w:ascii="BRH Malayalam Extra" w:eastAsia="Times New Roman" w:hAnsi="BRH Malayalam Extra" w:cs="BRH Malayalam Extra"/>
+                <w:color w:val="000000"/>
+                <w:sz w:val="40"/>
+                <w:szCs w:val="40"/>
+                <w:lang w:val="it-IT" w:eastAsia="en-IN" w:bidi="ml-IN"/>
               </w:rPr>
               <w:t>¤F</w:t>
             </w:r>
@@ -865,7 +859,7 @@
                 <w:color w:val="000000"/>
                 <w:sz w:val="32"/>
                 <w:szCs w:val="40"/>
-                <w:lang w:val="en-IN" w:eastAsia="en-IN" w:bidi="ml-IN"/>
+                <w:lang w:val="it-IT" w:eastAsia="en-IN" w:bidi="ml-IN"/>
               </w:rPr>
               <w:t>–</w:t>
             </w:r>
@@ -876,7 +870,7 @@
                 <w:sz w:val="40"/>
                 <w:szCs w:val="40"/>
                 <w:highlight w:val="green"/>
-                <w:lang w:val="en-IN" w:eastAsia="en-IN" w:bidi="ml-IN"/>
+                <w:lang w:val="it-IT" w:eastAsia="en-IN" w:bidi="ml-IN"/>
               </w:rPr>
               <w:t>ö</w:t>
             </w:r>
@@ -886,7 +880,7 @@
                 <w:color w:val="000000"/>
                 <w:sz w:val="40"/>
                 <w:szCs w:val="40"/>
-                <w:lang w:val="en-IN" w:eastAsia="en-IN" w:bidi="ml-IN"/>
+                <w:lang w:val="it-IT" w:eastAsia="en-IN" w:bidi="ml-IN"/>
               </w:rPr>
               <w:t>É</w:t>
             </w:r>
@@ -896,17 +890,17 @@
                 <w:color w:val="000000"/>
                 <w:sz w:val="32"/>
                 <w:szCs w:val="40"/>
-                <w:lang w:val="en-IN" w:eastAsia="en-IN" w:bidi="ml-IN"/>
-              </w:rPr>
-              <w:t>–</w:t>
-            </w:r>
-            <w:r>
-              <w:rPr>
-                <w:rFonts w:ascii="BRH Malayalam Extra" w:eastAsia="Times New Roman" w:hAnsi="BRH Malayalam Extra" w:cs="BRH Malayalam Extra"/>
-                <w:color w:val="000000"/>
-                <w:sz w:val="40"/>
-                <w:szCs w:val="40"/>
-                <w:lang w:val="en-IN" w:eastAsia="en-IN" w:bidi="ml-IN"/>
+                <w:lang w:val="it-IT" w:eastAsia="en-IN" w:bidi="ml-IN"/>
+              </w:rPr>
+              <w:t>–</w:t>
+            </w:r>
+            <w:r>
+              <w:rPr>
+                <w:rFonts w:ascii="BRH Malayalam Extra" w:eastAsia="Times New Roman" w:hAnsi="BRH Malayalam Extra" w:cs="BRH Malayalam Extra"/>
+                <w:color w:val="000000"/>
+                <w:sz w:val="40"/>
+                <w:szCs w:val="40"/>
+                <w:lang w:val="it-IT" w:eastAsia="en-IN" w:bidi="ml-IN"/>
               </w:rPr>
               <w:t>px</w:t>
             </w:r>
@@ -916,17 +910,17 @@
                 <w:color w:val="000000"/>
                 <w:sz w:val="32"/>
                 <w:szCs w:val="40"/>
-                <w:lang w:val="en-IN" w:eastAsia="en-IN" w:bidi="ml-IN"/>
-              </w:rPr>
-              <w:t>–</w:t>
-            </w:r>
-            <w:r>
-              <w:rPr>
-                <w:rFonts w:ascii="BRH Malayalam Extra" w:eastAsia="Times New Roman" w:hAnsi="BRH Malayalam Extra" w:cs="BRH Malayalam Extra"/>
-                <w:color w:val="000000"/>
-                <w:sz w:val="40"/>
-                <w:szCs w:val="40"/>
-                <w:lang w:val="en-IN" w:eastAsia="en-IN" w:bidi="ml-IN"/>
+                <w:lang w:val="it-IT" w:eastAsia="en-IN" w:bidi="ml-IN"/>
+              </w:rPr>
+              <w:t>–</w:t>
+            </w:r>
+            <w:r>
+              <w:rPr>
+                <w:rFonts w:ascii="BRH Malayalam Extra" w:eastAsia="Times New Roman" w:hAnsi="BRH Malayalam Extra" w:cs="BRH Malayalam Extra"/>
+                <w:color w:val="000000"/>
+                <w:sz w:val="40"/>
+                <w:szCs w:val="40"/>
+                <w:lang w:val="it-IT" w:eastAsia="en-IN" w:bidi="ml-IN"/>
               </w:rPr>
               <w:t>j</w:t>
             </w:r>
@@ -936,17 +930,17 @@
                 <w:color w:val="000000"/>
                 <w:sz w:val="32"/>
                 <w:szCs w:val="40"/>
-                <w:lang w:val="en-IN" w:eastAsia="en-IN" w:bidi="ml-IN"/>
-              </w:rPr>
-              <w:t>–</w:t>
-            </w:r>
-            <w:r>
-              <w:rPr>
-                <w:rFonts w:ascii="BRH Malayalam Extra" w:eastAsia="Times New Roman" w:hAnsi="BRH Malayalam Extra" w:cs="BRH Malayalam Extra"/>
-                <w:color w:val="000000"/>
-                <w:sz w:val="40"/>
-                <w:szCs w:val="40"/>
-                <w:lang w:val="en-IN" w:eastAsia="en-IN" w:bidi="ml-IN"/>
+                <w:lang w:val="it-IT" w:eastAsia="en-IN" w:bidi="ml-IN"/>
+              </w:rPr>
+              <w:t>–</w:t>
+            </w:r>
+            <w:r>
+              <w:rPr>
+                <w:rFonts w:ascii="BRH Malayalam Extra" w:eastAsia="Times New Roman" w:hAnsi="BRH Malayalam Extra" w:cs="BRH Malayalam Extra"/>
+                <w:color w:val="000000"/>
+                <w:sz w:val="40"/>
+                <w:szCs w:val="40"/>
+                <w:lang w:val="it-IT" w:eastAsia="en-IN" w:bidi="ml-IN"/>
               </w:rPr>
               <w:t>pxöMx</w:t>
             </w:r>
@@ -956,17 +950,17 @@
                 <w:color w:val="000000"/>
                 <w:sz w:val="32"/>
                 <w:szCs w:val="40"/>
-                <w:lang w:val="en-IN" w:eastAsia="en-IN" w:bidi="ml-IN"/>
-              </w:rPr>
-              <w:t>–</w:t>
-            </w:r>
-            <w:r>
-              <w:rPr>
-                <w:rFonts w:ascii="BRH Malayalam Extra" w:eastAsia="Times New Roman" w:hAnsi="BRH Malayalam Extra" w:cs="BRH Malayalam Extra"/>
-                <w:color w:val="000000"/>
-                <w:sz w:val="40"/>
-                <w:szCs w:val="40"/>
-                <w:lang w:val="en-IN" w:eastAsia="en-IN" w:bidi="ml-IN"/>
+                <w:lang w:val="it-IT" w:eastAsia="en-IN" w:bidi="ml-IN"/>
+              </w:rPr>
+              <w:t>–</w:t>
+            </w:r>
+            <w:r>
+              <w:rPr>
+                <w:rFonts w:ascii="BRH Malayalam Extra" w:eastAsia="Times New Roman" w:hAnsi="BRH Malayalam Extra" w:cs="BRH Malayalam Extra"/>
+                <w:color w:val="000000"/>
+                <w:sz w:val="40"/>
+                <w:szCs w:val="40"/>
+                <w:lang w:val="it-IT" w:eastAsia="en-IN" w:bidi="ml-IN"/>
               </w:rPr>
               <w:t xml:space="preserve"> C¤¤Zõ˜öÉpxj</w:t>
             </w:r>
@@ -976,17 +970,17 @@
                 <w:color w:val="000000"/>
                 <w:sz w:val="32"/>
                 <w:szCs w:val="40"/>
-                <w:lang w:val="en-IN" w:eastAsia="en-IN" w:bidi="ml-IN"/>
-              </w:rPr>
-              <w:t>–</w:t>
-            </w:r>
-            <w:r>
-              <w:rPr>
-                <w:rFonts w:ascii="BRH Malayalam Extra" w:eastAsia="Times New Roman" w:hAnsi="BRH Malayalam Extra" w:cs="BRH Malayalam Extra"/>
-                <w:color w:val="000000"/>
-                <w:sz w:val="40"/>
-                <w:szCs w:val="40"/>
-                <w:lang w:val="en-IN" w:eastAsia="en-IN" w:bidi="ml-IN"/>
+                <w:lang w:val="it-IT" w:eastAsia="en-IN" w:bidi="ml-IN"/>
+              </w:rPr>
+              <w:t>–</w:t>
+            </w:r>
+            <w:r>
+              <w:rPr>
+                <w:rFonts w:ascii="BRH Malayalam Extra" w:eastAsia="Times New Roman" w:hAnsi="BRH Malayalam Extra" w:cs="BRH Malayalam Extra"/>
+                <w:color w:val="000000"/>
+                <w:sz w:val="40"/>
+                <w:szCs w:val="40"/>
+                <w:lang w:val="it-IT" w:eastAsia="en-IN" w:bidi="ml-IN"/>
               </w:rPr>
               <w:t>p - A</w:t>
             </w:r>
@@ -996,17 +990,17 @@
                 <w:color w:val="000000"/>
                 <w:sz w:val="32"/>
                 <w:szCs w:val="40"/>
-                <w:lang w:val="en-IN" w:eastAsia="en-IN" w:bidi="ml-IN"/>
-              </w:rPr>
-              <w:t>–</w:t>
-            </w:r>
-            <w:r>
-              <w:rPr>
-                <w:rFonts w:ascii="BRH Malayalam Extra" w:eastAsia="Times New Roman" w:hAnsi="BRH Malayalam Extra" w:cs="BRH Malayalam Extra"/>
-                <w:color w:val="000000"/>
-                <w:sz w:val="40"/>
-                <w:szCs w:val="40"/>
-                <w:lang w:val="en-IN" w:eastAsia="en-IN" w:bidi="ml-IN"/>
+                <w:lang w:val="it-IT" w:eastAsia="en-IN" w:bidi="ml-IN"/>
+              </w:rPr>
+              <w:t>–</w:t>
+            </w:r>
+            <w:r>
+              <w:rPr>
+                <w:rFonts w:ascii="BRH Malayalam Extra" w:eastAsia="Times New Roman" w:hAnsi="BRH Malayalam Extra" w:cs="BRH Malayalam Extra"/>
+                <w:color w:val="000000"/>
+                <w:sz w:val="40"/>
+                <w:szCs w:val="40"/>
+                <w:lang w:val="it-IT" w:eastAsia="en-IN" w:bidi="ml-IN"/>
               </w:rPr>
               <w:t>öMx</w:t>
             </w:r>
@@ -1016,19 +1010,1155 @@
                 <w:color w:val="000000"/>
                 <w:sz w:val="32"/>
                 <w:szCs w:val="40"/>
-                <w:lang w:val="en-IN" w:eastAsia="en-IN" w:bidi="ml-IN"/>
-              </w:rPr>
-              <w:t>–</w:t>
-            </w:r>
-            <w:r>
-              <w:rPr>
-                <w:rFonts w:ascii="BRH Malayalam Extra" w:eastAsia="Times New Roman" w:hAnsi="BRH Malayalam Extra" w:cs="BRH Malayalam Extra"/>
-                <w:color w:val="000000"/>
-                <w:sz w:val="40"/>
-                <w:szCs w:val="40"/>
-                <w:lang w:val="en-IN" w:eastAsia="en-IN" w:bidi="ml-IN"/>
+                <w:lang w:val="it-IT" w:eastAsia="en-IN" w:bidi="ml-IN"/>
+              </w:rPr>
+              <w:t>–</w:t>
+            </w:r>
+            <w:r>
+              <w:rPr>
+                <w:rFonts w:ascii="BRH Malayalam Extra" w:eastAsia="Times New Roman" w:hAnsi="BRH Malayalam Extra" w:cs="BRH Malayalam Extra"/>
+                <w:color w:val="000000"/>
+                <w:sz w:val="40"/>
+                <w:szCs w:val="40"/>
+                <w:lang w:val="it-IT" w:eastAsia="en-IN" w:bidi="ml-IN"/>
               </w:rPr>
               <w:t>J |</w:t>
+            </w:r>
+          </w:p>
+        </w:tc>
+      </w:tr>
+      <w:tr>
+        <w:trPr>
+          <w:trHeight w:val="1619"/>
+        </w:trPr>
+        <w:tc>
+          <w:tcPr>
+            <w:tcW w:w="4048" w:type="dxa"/>
+          </w:tcPr>
+          <w:p>
+            <w:pPr>
+              <w:widowControl w:val="0"/>
+              <w:tabs>
+                <w:tab w:val="left" w:pos="993"/>
+              </w:tabs>
+              <w:autoSpaceDE w:val="0"/>
+              <w:autoSpaceDN w:val="0"/>
+              <w:adjustRightInd w:val="0"/>
+              <w:spacing w:before="0" w:line="252" w:lineRule="auto"/>
+              <w:ind w:right="297"/>
+              <w:rPr>
+                <w:rFonts w:cs="Arial"/>
+                <w:b/>
+                <w:sz w:val="28"/>
+                <w:szCs w:val="32"/>
+              </w:rPr>
+            </w:pPr>
+            <w:r>
+              <w:rPr>
+                <w:rFonts w:cs="Arial"/>
+                <w:b/>
+                <w:sz w:val="28"/>
+                <w:szCs w:val="32"/>
+              </w:rPr>
+              <w:t>T.S.6.4.</w:t>
+            </w:r>
+            <w:r>
+              <w:rPr>
+                <w:rFonts w:cs="Arial"/>
+                <w:b/>
+                <w:sz w:val="28"/>
+                <w:szCs w:val="32"/>
+              </w:rPr>
+              <w:t>8.1</w:t>
+            </w:r>
+            <w:r>
+              <w:rPr>
+                <w:rFonts w:cs="Arial"/>
+                <w:b/>
+                <w:sz w:val="28"/>
+                <w:szCs w:val="32"/>
+              </w:rPr>
+              <w:t xml:space="preserve"> – Kramam</w:t>
+            </w:r>
+          </w:p>
+          <w:p>
+            <w:pPr>
+              <w:widowControl w:val="0"/>
+              <w:tabs>
+                <w:tab w:val="left" w:pos="993"/>
+              </w:tabs>
+              <w:autoSpaceDE w:val="0"/>
+              <w:autoSpaceDN w:val="0"/>
+              <w:adjustRightInd w:val="0"/>
+              <w:spacing w:before="0" w:line="252" w:lineRule="auto"/>
+              <w:ind w:right="297"/>
+              <w:rPr>
+                <w:rFonts w:cs="Arial"/>
+                <w:b/>
+                <w:sz w:val="28"/>
+                <w:szCs w:val="32"/>
+                <w:lang w:val="en-IN"/>
+              </w:rPr>
+            </w:pPr>
+            <w:r>
+              <w:rPr>
+                <w:rFonts w:cs="Arial"/>
+                <w:b/>
+                <w:sz w:val="28"/>
+                <w:szCs w:val="32"/>
+                <w:lang w:val="en-IN"/>
+              </w:rPr>
+              <w:t>Krama Vaakyam No.–</w:t>
+            </w:r>
+            <w:r>
+              <w:rPr>
+                <w:rFonts w:cs="Arial"/>
+                <w:b/>
+                <w:sz w:val="28"/>
+                <w:szCs w:val="32"/>
+                <w:lang w:val="en-IN"/>
+              </w:rPr>
+              <w:t>30,31</w:t>
+            </w:r>
+          </w:p>
+          <w:p>
+            <w:pPr>
+              <w:widowControl w:val="0"/>
+              <w:autoSpaceDE w:val="0"/>
+              <w:autoSpaceDN w:val="0"/>
+              <w:adjustRightInd w:val="0"/>
+              <w:spacing w:before="0" w:line="264" w:lineRule="auto"/>
+              <w:jc w:val="both"/>
+              <w:rPr>
+                <w:rFonts w:cs="Arial"/>
+                <w:b/>
+                <w:sz w:val="28"/>
+                <w:szCs w:val="32"/>
+              </w:rPr>
+            </w:pPr>
+            <w:r>
+              <w:rPr>
+                <w:rFonts w:cs="Arial"/>
+                <w:b/>
+                <w:sz w:val="28"/>
+                <w:szCs w:val="32"/>
+                <w:lang w:val="it-IT"/>
+              </w:rPr>
+              <w:t>Panchaati No</w:t>
+            </w:r>
+            <w:r>
+              <w:rPr>
+                <w:rFonts w:cs="Arial"/>
+                <w:b/>
+                <w:szCs w:val="32"/>
+                <w:lang w:val="it-IT"/>
+              </w:rPr>
+              <w:t xml:space="preserve">. – </w:t>
+            </w:r>
+            <w:r>
+              <w:rPr>
+                <w:rFonts w:cs="Arial"/>
+                <w:b/>
+                <w:sz w:val="28"/>
+                <w:szCs w:val="32"/>
+                <w:lang w:val="it-IT"/>
+              </w:rPr>
+              <w:t>34</w:t>
+            </w:r>
+          </w:p>
+        </w:tc>
+        <w:tc>
+          <w:tcPr>
+            <w:tcW w:w="4738" w:type="dxa"/>
+          </w:tcPr>
+          <w:p>
+            <w:pPr>
+              <w:widowControl w:val="0"/>
+              <w:autoSpaceDE w:val="0"/>
+              <w:autoSpaceDN w:val="0"/>
+              <w:adjustRightInd w:val="0"/>
+              <w:spacing w:line="252" w:lineRule="auto"/>
+              <w:rPr>
+                <w:rFonts w:ascii="BRH Malayalam Extra" w:eastAsia="Times New Roman" w:hAnsi="BRH Malayalam Extra" w:cs="BRH Malayalam Extra"/>
+                <w:color w:val="000000"/>
+                <w:sz w:val="40"/>
+                <w:szCs w:val="40"/>
+                <w:lang w:val="en-IN" w:eastAsia="en-IN" w:bidi="ml-IN"/>
+              </w:rPr>
+            </w:pPr>
+            <w:r>
+              <w:rPr>
+                <w:rFonts w:ascii="BRH Malayalam Extra" w:eastAsia="Times New Roman" w:hAnsi="BRH Malayalam Extra" w:cs="BRH Malayalam Extra"/>
+                <w:color w:val="000000"/>
+                <w:sz w:val="40"/>
+                <w:szCs w:val="40"/>
+                <w:lang w:val="en-IN" w:eastAsia="en-IN" w:bidi="ml-IN"/>
+              </w:rPr>
+              <w:t>¥sxi</w:t>
+            </w:r>
+            <w:r>
+              <w:rPr>
+                <w:rFonts w:ascii="BRH Devanagari Extra" w:eastAsia="Times New Roman" w:hAnsi="BRH Devanagari Extra" w:cs="BRH Malayalam Extra"/>
+                <w:color w:val="000000"/>
+                <w:sz w:val="36"/>
+                <w:szCs w:val="40"/>
+                <w:lang w:val="en-IN" w:eastAsia="en-IN" w:bidi="ml-IN"/>
+              </w:rPr>
+              <w:t>ò</w:t>
+            </w:r>
+            <w:r>
+              <w:rPr>
+                <w:rFonts w:ascii="BRH Malayalam Extra" w:eastAsia="Times New Roman" w:hAnsi="BRH Malayalam Extra" w:cs="BRH Malayalam Extra"/>
+                <w:color w:val="000000"/>
+                <w:sz w:val="40"/>
+                <w:szCs w:val="40"/>
+                <w:lang w:val="en-IN" w:eastAsia="en-IN" w:bidi="ml-IN"/>
+              </w:rPr>
+              <w:t>— öqz</w:t>
+            </w:r>
+            <w:r>
+              <w:rPr>
+                <w:rFonts w:ascii="BRH Malayalam Extra" w:eastAsia="Times New Roman" w:hAnsi="BRH Malayalam Extra" w:cs="BRH Malayalam Extra"/>
+                <w:color w:val="000000"/>
+                <w:sz w:val="40"/>
+                <w:szCs w:val="40"/>
+                <w:highlight w:val="yellow"/>
+                <w:lang w:val="en-IN" w:eastAsia="en-IN" w:bidi="ml-IN"/>
+              </w:rPr>
+              <w:t>Yx©</w:t>
+            </w:r>
+            <w:r>
+              <w:rPr>
+                <w:rFonts w:ascii="BRH Malayalam Extra" w:eastAsia="Times New Roman" w:hAnsi="BRH Malayalam Extra" w:cs="BRH Malayalam Extra"/>
+                <w:color w:val="000000"/>
+                <w:sz w:val="40"/>
+                <w:szCs w:val="40"/>
+                <w:lang w:val="en-IN" w:eastAsia="en-IN" w:bidi="ml-IN"/>
+              </w:rPr>
+              <w:t xml:space="preserve"> | </w:t>
+            </w:r>
+          </w:p>
+          <w:p>
+            <w:pPr>
+              <w:spacing w:before="0" w:line="240" w:lineRule="auto"/>
+              <w:rPr>
+                <w:rFonts w:ascii="BRH Devanagari Extra" w:hAnsi="BRH Devanagari Extra" w:cs="BRH Devanagari Extra"/>
+                <w:color w:val="000000"/>
+                <w:sz w:val="40"/>
+                <w:szCs w:val="40"/>
+                <w:lang w:bidi="ml-IN"/>
+              </w:rPr>
+            </w:pPr>
+            <w:r>
+              <w:rPr>
+                <w:rFonts w:ascii="BRH Malayalam Extra" w:eastAsia="Times New Roman" w:hAnsi="BRH Malayalam Extra" w:cs="BRH Malayalam Extra"/>
+                <w:color w:val="000000"/>
+                <w:sz w:val="40"/>
+                <w:szCs w:val="40"/>
+                <w:lang w:val="en-IN" w:eastAsia="en-IN" w:bidi="ml-IN"/>
+              </w:rPr>
+              <w:t>öqz</w:t>
+            </w:r>
+            <w:r>
+              <w:rPr>
+                <w:rFonts w:ascii="BRH Malayalam Extra" w:eastAsia="Times New Roman" w:hAnsi="BRH Malayalam Extra" w:cs="BRH Malayalam Extra"/>
+                <w:color w:val="000000"/>
+                <w:sz w:val="32"/>
+                <w:szCs w:val="40"/>
+                <w:lang w:val="en-IN" w:eastAsia="en-IN" w:bidi="ml-IN"/>
+              </w:rPr>
+              <w:t>–</w:t>
+            </w:r>
+            <w:r>
+              <w:rPr>
+                <w:rFonts w:ascii="BRH Malayalam Extra" w:eastAsia="Times New Roman" w:hAnsi="BRH Malayalam Extra" w:cs="BRH Malayalam Extra"/>
+                <w:color w:val="000000"/>
+                <w:sz w:val="40"/>
+                <w:szCs w:val="40"/>
+                <w:highlight w:val="yellow"/>
+                <w:lang w:val="en-IN" w:eastAsia="en-IN" w:bidi="ml-IN"/>
+              </w:rPr>
+              <w:t>Yx</w:t>
+            </w:r>
+            <w:r>
+              <w:rPr>
+                <w:rFonts w:ascii="BRH Malayalam Extra" w:eastAsia="Times New Roman" w:hAnsi="BRH Malayalam Extra" w:cs="BRH Malayalam Extra"/>
+                <w:color w:val="000000"/>
+                <w:sz w:val="32"/>
+                <w:szCs w:val="40"/>
+                <w:highlight w:val="yellow"/>
+                <w:lang w:val="en-IN" w:eastAsia="en-IN" w:bidi="ml-IN"/>
+              </w:rPr>
+              <w:t>–</w:t>
+            </w:r>
+            <w:r>
+              <w:rPr>
+                <w:rFonts w:ascii="BRH Malayalam Extra" w:eastAsia="Times New Roman" w:hAnsi="BRH Malayalam Extra" w:cs="BRH Malayalam Extra"/>
+                <w:color w:val="000000"/>
+                <w:sz w:val="40"/>
+                <w:szCs w:val="40"/>
+                <w:highlight w:val="yellow"/>
+                <w:lang w:val="en-IN" w:eastAsia="en-IN" w:bidi="ml-IN"/>
+              </w:rPr>
+              <w:t>d</w:t>
+            </w:r>
+            <w:r>
+              <w:rPr>
+                <w:rFonts w:ascii="BRH Malayalam Extra" w:eastAsia="Times New Roman" w:hAnsi="BRH Malayalam Extra" w:cs="BRH Malayalam Extra"/>
+                <w:color w:val="000000"/>
+                <w:sz w:val="40"/>
+                <w:szCs w:val="40"/>
+                <w:lang w:val="en-IN" w:eastAsia="en-IN" w:bidi="ml-IN"/>
+              </w:rPr>
+              <w:t>yZy— |</w:t>
+            </w:r>
+          </w:p>
+        </w:tc>
+        <w:tc>
+          <w:tcPr>
+            <w:tcW w:w="5220" w:type="dxa"/>
+          </w:tcPr>
+          <w:p>
+            <w:pPr>
+              <w:widowControl w:val="0"/>
+              <w:autoSpaceDE w:val="0"/>
+              <w:autoSpaceDN w:val="0"/>
+              <w:adjustRightInd w:val="0"/>
+              <w:spacing w:line="252" w:lineRule="auto"/>
+              <w:rPr>
+                <w:rFonts w:ascii="BRH Malayalam Extra" w:eastAsia="Times New Roman" w:hAnsi="BRH Malayalam Extra" w:cs="BRH Malayalam Extra"/>
+                <w:color w:val="000000"/>
+                <w:sz w:val="40"/>
+                <w:szCs w:val="40"/>
+                <w:lang w:val="en-IN" w:eastAsia="en-IN" w:bidi="ml-IN"/>
+              </w:rPr>
+            </w:pPr>
+            <w:r>
+              <w:rPr>
+                <w:rFonts w:ascii="BRH Malayalam Extra" w:eastAsia="Times New Roman" w:hAnsi="BRH Malayalam Extra" w:cs="BRH Malayalam Extra"/>
+                <w:color w:val="000000"/>
+                <w:sz w:val="40"/>
+                <w:szCs w:val="40"/>
+                <w:lang w:val="en-IN" w:eastAsia="en-IN" w:bidi="ml-IN"/>
+              </w:rPr>
+              <w:t>¥sxi</w:t>
+            </w:r>
+            <w:r>
+              <w:rPr>
+                <w:rFonts w:ascii="BRH Devanagari Extra" w:eastAsia="Times New Roman" w:hAnsi="BRH Devanagari Extra" w:cs="BRH Malayalam Extra"/>
+                <w:color w:val="000000"/>
+                <w:sz w:val="36"/>
+                <w:szCs w:val="40"/>
+                <w:lang w:val="en-IN" w:eastAsia="en-IN" w:bidi="ml-IN"/>
+              </w:rPr>
+              <w:t>ò</w:t>
+            </w:r>
+            <w:r>
+              <w:rPr>
+                <w:rFonts w:ascii="BRH Malayalam Extra" w:eastAsia="Times New Roman" w:hAnsi="BRH Malayalam Extra" w:cs="BRH Malayalam Extra"/>
+                <w:color w:val="000000"/>
+                <w:sz w:val="40"/>
+                <w:szCs w:val="40"/>
+                <w:lang w:val="en-IN" w:eastAsia="en-IN" w:bidi="ml-IN"/>
+              </w:rPr>
+              <w:t>— öqz</w:t>
+            </w:r>
+            <w:r>
+              <w:rPr>
+                <w:rFonts w:ascii="BRH Malayalam Extra" w:hAnsi="BRH Malayalam Extra" w:cs="BRH Malayalam Extra"/>
+                <w:sz w:val="40"/>
+                <w:szCs w:val="40"/>
+                <w:highlight w:val="green"/>
+              </w:rPr>
+              <w:t>YË§</w:t>
+            </w:r>
+            <w:r>
+              <w:rPr>
+                <w:rFonts w:ascii="BRH Malayalam Extra" w:eastAsia="Times New Roman" w:hAnsi="BRH Malayalam Extra" w:cs="BRH Malayalam Extra"/>
+                <w:color w:val="000000"/>
+                <w:sz w:val="40"/>
+                <w:szCs w:val="40"/>
+                <w:lang w:val="en-IN" w:eastAsia="en-IN" w:bidi="ml-IN"/>
+              </w:rPr>
+              <w:t xml:space="preserve"> | </w:t>
+            </w:r>
+          </w:p>
+          <w:p>
+            <w:pPr>
+              <w:spacing w:before="0" w:line="240" w:lineRule="auto"/>
+              <w:rPr>
+                <w:rFonts w:ascii="BRH Devanagari Extra" w:hAnsi="BRH Devanagari Extra" w:cs="BRH Devanagari Extra"/>
+                <w:color w:val="000000"/>
+                <w:sz w:val="40"/>
+                <w:szCs w:val="40"/>
+                <w:lang w:bidi="ml-IN"/>
+              </w:rPr>
+            </w:pPr>
+            <w:r>
+              <w:rPr>
+                <w:rFonts w:ascii="BRH Malayalam Extra" w:eastAsia="Times New Roman" w:hAnsi="BRH Malayalam Extra" w:cs="BRH Malayalam Extra"/>
+                <w:color w:val="000000"/>
+                <w:sz w:val="40"/>
+                <w:szCs w:val="40"/>
+                <w:lang w:val="en-IN" w:eastAsia="en-IN" w:bidi="ml-IN"/>
+              </w:rPr>
+              <w:t>öqz</w:t>
+            </w:r>
+            <w:r>
+              <w:rPr>
+                <w:rFonts w:ascii="BRH Malayalam Extra" w:eastAsia="Times New Roman" w:hAnsi="BRH Malayalam Extra" w:cs="BRH Malayalam Extra"/>
+                <w:color w:val="000000"/>
+                <w:sz w:val="32"/>
+                <w:szCs w:val="40"/>
+                <w:lang w:val="en-IN" w:eastAsia="en-IN" w:bidi="ml-IN"/>
+              </w:rPr>
+              <w:t>–</w:t>
+            </w:r>
+            <w:r>
+              <w:rPr>
+                <w:rFonts w:ascii="BRH Malayalam Extra" w:eastAsia="Times New Roman" w:hAnsi="BRH Malayalam Extra" w:cs="BRH Malayalam Extra"/>
+                <w:color w:val="000000"/>
+                <w:sz w:val="40"/>
+                <w:szCs w:val="40"/>
+                <w:lang w:val="en-IN" w:eastAsia="en-IN" w:bidi="ml-IN"/>
+              </w:rPr>
+              <w:t>Y</w:t>
+            </w:r>
+            <w:r>
+              <w:rPr>
+                <w:rFonts w:ascii="BRH Malayalam Extra" w:eastAsia="Times New Roman" w:hAnsi="BRH Malayalam Extra" w:cs="BRH Malayalam Extra"/>
+                <w:color w:val="000000"/>
+                <w:sz w:val="32"/>
+                <w:szCs w:val="40"/>
+                <w:lang w:val="en-IN" w:eastAsia="en-IN" w:bidi="ml-IN"/>
+              </w:rPr>
+              <w:t>–</w:t>
+            </w:r>
+            <w:r>
+              <w:rPr>
+                <w:rFonts w:ascii="BRH Malayalam Extra" w:hAnsi="BRH Malayalam Extra" w:cs="BRH Malayalam Extra"/>
+                <w:sz w:val="40"/>
+                <w:szCs w:val="40"/>
+                <w:highlight w:val="green"/>
+              </w:rPr>
+              <w:t>Ë</w:t>
+            </w:r>
+            <w:r>
+              <w:rPr>
+                <w:rFonts w:ascii="BRH Malayalam Extra" w:eastAsia="Times New Roman" w:hAnsi="BRH Malayalam Extra" w:cs="BRH Malayalam Extra"/>
+                <w:color w:val="000000"/>
+                <w:sz w:val="40"/>
+                <w:szCs w:val="40"/>
+                <w:lang w:val="en-IN" w:eastAsia="en-IN" w:bidi="ml-IN"/>
+              </w:rPr>
+              <w:t>yZy— |</w:t>
+            </w:r>
+          </w:p>
+        </w:tc>
+      </w:tr>
+      <w:tr>
+        <w:trPr>
+          <w:trHeight w:val="2523"/>
+        </w:trPr>
+        <w:tc>
+          <w:tcPr>
+            <w:tcW w:w="4048" w:type="dxa"/>
+          </w:tcPr>
+          <w:p>
+            <w:pPr>
+              <w:widowControl w:val="0"/>
+              <w:tabs>
+                <w:tab w:val="left" w:pos="993"/>
+              </w:tabs>
+              <w:autoSpaceDE w:val="0"/>
+              <w:autoSpaceDN w:val="0"/>
+              <w:adjustRightInd w:val="0"/>
+              <w:spacing w:before="0" w:line="240" w:lineRule="auto"/>
+              <w:ind w:right="297"/>
+              <w:rPr>
+                <w:rFonts w:cs="Arial"/>
+                <w:b/>
+                <w:sz w:val="28"/>
+                <w:szCs w:val="32"/>
+              </w:rPr>
+            </w:pPr>
+            <w:r>
+              <w:rPr>
+                <w:rFonts w:cs="Arial"/>
+                <w:b/>
+                <w:sz w:val="28"/>
+                <w:szCs w:val="32"/>
+              </w:rPr>
+              <w:t>T.S.6.4.</w:t>
+            </w:r>
+            <w:r>
+              <w:rPr>
+                <w:rFonts w:cs="Arial"/>
+                <w:b/>
+                <w:sz w:val="28"/>
+                <w:szCs w:val="32"/>
+              </w:rPr>
+              <w:t>11.1</w:t>
+            </w:r>
+            <w:r>
+              <w:rPr>
+                <w:rFonts w:cs="Arial"/>
+                <w:b/>
+                <w:sz w:val="28"/>
+                <w:szCs w:val="32"/>
+              </w:rPr>
+              <w:t xml:space="preserve"> – Kramam</w:t>
+            </w:r>
+          </w:p>
+          <w:p>
+            <w:pPr>
+              <w:widowControl w:val="0"/>
+              <w:tabs>
+                <w:tab w:val="left" w:pos="993"/>
+              </w:tabs>
+              <w:autoSpaceDE w:val="0"/>
+              <w:autoSpaceDN w:val="0"/>
+              <w:adjustRightInd w:val="0"/>
+              <w:spacing w:before="0" w:line="240" w:lineRule="auto"/>
+              <w:ind w:right="297"/>
+              <w:rPr>
+                <w:rFonts w:cs="Arial"/>
+                <w:b/>
+                <w:sz w:val="28"/>
+                <w:szCs w:val="32"/>
+                <w:lang w:val="en-IN"/>
+              </w:rPr>
+            </w:pPr>
+            <w:r>
+              <w:rPr>
+                <w:rFonts w:cs="Arial"/>
+                <w:b/>
+                <w:sz w:val="28"/>
+                <w:szCs w:val="32"/>
+                <w:lang w:val="en-IN"/>
+              </w:rPr>
+              <w:t>Krama Vaakyam No.–</w:t>
+            </w:r>
+            <w:r>
+              <w:rPr>
+                <w:rFonts w:cs="Arial"/>
+                <w:b/>
+                <w:sz w:val="28"/>
+                <w:szCs w:val="32"/>
+                <w:lang w:val="en-IN"/>
+              </w:rPr>
+              <w:t xml:space="preserve"> 28</w:t>
+            </w:r>
+          </w:p>
+          <w:p>
+            <w:pPr>
+              <w:widowControl w:val="0"/>
+              <w:autoSpaceDE w:val="0"/>
+              <w:autoSpaceDN w:val="0"/>
+              <w:adjustRightInd w:val="0"/>
+              <w:spacing w:before="0" w:line="240" w:lineRule="auto"/>
+              <w:jc w:val="both"/>
+              <w:rPr>
+                <w:rFonts w:cs="Arial"/>
+                <w:b/>
+                <w:sz w:val="28"/>
+                <w:szCs w:val="32"/>
+              </w:rPr>
+            </w:pPr>
+            <w:r>
+              <w:rPr>
+                <w:rFonts w:cs="Arial"/>
+                <w:b/>
+                <w:sz w:val="28"/>
+                <w:szCs w:val="32"/>
+                <w:lang w:val="it-IT"/>
+              </w:rPr>
+              <w:t>Panchaati No</w:t>
+            </w:r>
+            <w:r>
+              <w:rPr>
+                <w:rFonts w:cs="Arial"/>
+                <w:b/>
+                <w:szCs w:val="32"/>
+                <w:lang w:val="it-IT"/>
+              </w:rPr>
+              <w:t>. –</w:t>
+            </w:r>
+            <w:r>
+              <w:rPr>
+                <w:rFonts w:cs="Arial"/>
+                <w:b/>
+                <w:sz w:val="28"/>
+                <w:szCs w:val="28"/>
+                <w:lang w:val="it-IT"/>
+              </w:rPr>
+              <w:t xml:space="preserve"> 48</w:t>
+            </w:r>
+          </w:p>
+        </w:tc>
+        <w:tc>
+          <w:tcPr>
+            <w:tcW w:w="4738" w:type="dxa"/>
+          </w:tcPr>
+          <w:p>
+            <w:pPr>
+              <w:widowControl w:val="0"/>
+              <w:autoSpaceDE w:val="0"/>
+              <w:autoSpaceDN w:val="0"/>
+              <w:adjustRightInd w:val="0"/>
+              <w:spacing w:before="0" w:line="240" w:lineRule="auto"/>
+              <w:rPr>
+                <w:rFonts w:ascii="BRH Malayalam Extra" w:eastAsia="Times New Roman" w:hAnsi="BRH Malayalam Extra" w:cs="BRH Malayalam Extra"/>
+                <w:color w:val="000000"/>
+                <w:sz w:val="40"/>
+                <w:szCs w:val="40"/>
+                <w:lang w:val="en-IN" w:eastAsia="en-IN" w:bidi="ml-IN"/>
+              </w:rPr>
+            </w:pPr>
+            <w:r>
+              <w:rPr>
+                <w:rFonts w:ascii="BRH Malayalam Extra" w:eastAsia="Times New Roman" w:hAnsi="BRH Malayalam Extra" w:cs="BRH Malayalam Extra"/>
+                <w:color w:val="000000"/>
+                <w:sz w:val="40"/>
+                <w:szCs w:val="40"/>
+                <w:highlight w:val="yellow"/>
+                <w:lang w:val="en-IN" w:eastAsia="en-IN" w:bidi="ml-IN"/>
+              </w:rPr>
+              <w:t>M£</w:t>
+            </w:r>
+            <w:r>
+              <w:rPr>
+                <w:rFonts w:ascii="BRH Malayalam Extra" w:eastAsia="Times New Roman" w:hAnsi="BRH Malayalam Extra" w:cs="BRH Malayalam Extra"/>
+                <w:color w:val="000000"/>
+                <w:sz w:val="40"/>
+                <w:szCs w:val="40"/>
+                <w:lang w:val="en-IN" w:eastAsia="en-IN" w:bidi="ml-IN"/>
+              </w:rPr>
+              <w:t>tx— M£</w:t>
+            </w:r>
+            <w:r>
+              <w:rPr>
+                <w:rFonts w:ascii="BRH Malayalam Extra" w:eastAsia="Times New Roman" w:hAnsi="BRH Malayalam Extra" w:cs="BRH Malayalam Extra"/>
+                <w:color w:val="000000"/>
+                <w:sz w:val="32"/>
+                <w:szCs w:val="40"/>
+                <w:lang w:val="en-IN" w:eastAsia="en-IN" w:bidi="ml-IN"/>
+              </w:rPr>
+              <w:t>–</w:t>
+            </w:r>
+            <w:r>
+              <w:rPr>
+                <w:rFonts w:ascii="BRH Malayalam Extra" w:eastAsia="Times New Roman" w:hAnsi="BRH Malayalam Extra" w:cs="BRH Malayalam Extra"/>
+                <w:color w:val="000000"/>
+                <w:sz w:val="40"/>
+                <w:szCs w:val="40"/>
+                <w:lang w:val="en-IN" w:eastAsia="en-IN" w:bidi="ml-IN"/>
+              </w:rPr>
+              <w:t xml:space="preserve">tõ¥Ç˜ | </w:t>
+            </w:r>
+          </w:p>
+          <w:p>
+            <w:pPr>
+              <w:widowControl w:val="0"/>
+              <w:autoSpaceDE w:val="0"/>
+              <w:autoSpaceDN w:val="0"/>
+              <w:adjustRightInd w:val="0"/>
+              <w:spacing w:before="0" w:line="240" w:lineRule="auto"/>
+              <w:rPr>
+                <w:rFonts w:ascii="BRH Devanagari Extra" w:hAnsi="BRH Devanagari Extra" w:cs="BRH Devanagari Extra"/>
+                <w:color w:val="000000"/>
+                <w:sz w:val="40"/>
+                <w:szCs w:val="40"/>
+                <w:lang w:bidi="ml-IN"/>
+              </w:rPr>
+            </w:pPr>
+            <w:r>
+              <w:rPr>
+                <w:rFonts w:ascii="BRH Malayalam Extra" w:eastAsia="Times New Roman" w:hAnsi="BRH Malayalam Extra" w:cs="BRH Malayalam Extra"/>
+                <w:color w:val="000000"/>
+                <w:sz w:val="40"/>
+                <w:szCs w:val="40"/>
+                <w:lang w:val="en-IN" w:eastAsia="en-IN" w:bidi="ml-IN"/>
+              </w:rPr>
+              <w:t>M£</w:t>
+            </w:r>
+            <w:r>
+              <w:rPr>
+                <w:rFonts w:ascii="BRH Malayalam Extra" w:eastAsia="Times New Roman" w:hAnsi="BRH Malayalam Extra" w:cs="BRH Malayalam Extra"/>
+                <w:color w:val="000000"/>
+                <w:sz w:val="32"/>
+                <w:szCs w:val="40"/>
+                <w:lang w:val="en-IN" w:eastAsia="en-IN" w:bidi="ml-IN"/>
+              </w:rPr>
+              <w:t>–</w:t>
+            </w:r>
+            <w:r>
+              <w:rPr>
+                <w:rFonts w:ascii="BRH Malayalam Extra" w:eastAsia="Times New Roman" w:hAnsi="BRH Malayalam Extra" w:cs="BRH Malayalam Extra"/>
+                <w:color w:val="000000"/>
+                <w:sz w:val="40"/>
+                <w:szCs w:val="40"/>
+                <w:lang w:val="en-IN" w:eastAsia="en-IN" w:bidi="ml-IN"/>
+              </w:rPr>
+              <w:t>tõ¥Ç„öM˜I |</w:t>
+            </w:r>
+          </w:p>
+        </w:tc>
+        <w:tc>
+          <w:tcPr>
+            <w:tcW w:w="5220" w:type="dxa"/>
+          </w:tcPr>
+          <w:p>
+            <w:pPr>
+              <w:spacing w:before="0" w:line="240" w:lineRule="auto"/>
+              <w:rPr>
+                <w:rFonts w:ascii="BRH Malayalam Extra" w:eastAsia="Times New Roman" w:hAnsi="BRH Malayalam Extra" w:cs="BRH Malayalam Extra"/>
+                <w:color w:val="000000"/>
+                <w:sz w:val="40"/>
+                <w:szCs w:val="40"/>
+                <w:lang w:val="en-IN" w:eastAsia="en-IN" w:bidi="ml-IN"/>
+              </w:rPr>
+            </w:pPr>
+            <w:r>
+              <w:rPr>
+                <w:rFonts w:ascii="BRH Malayalam Extra" w:eastAsia="Times New Roman" w:hAnsi="BRH Malayalam Extra" w:cs="BRH Malayalam Extra"/>
+                <w:color w:val="000000"/>
+                <w:sz w:val="40"/>
+                <w:szCs w:val="40"/>
+                <w:highlight w:val="green"/>
+                <w:lang w:val="en-IN" w:eastAsia="en-IN" w:bidi="ml-IN"/>
+              </w:rPr>
+              <w:t>ö</w:t>
+            </w:r>
+            <w:r>
+              <w:rPr>
+                <w:rFonts w:ascii="BRH Malayalam Extra" w:eastAsia="Times New Roman" w:hAnsi="BRH Malayalam Extra" w:cs="BRH Malayalam Extra"/>
+                <w:color w:val="000000"/>
+                <w:sz w:val="40"/>
+                <w:szCs w:val="40"/>
+                <w:lang w:val="en-IN" w:eastAsia="en-IN" w:bidi="ml-IN"/>
+              </w:rPr>
+              <w:t>Mtx— M£</w:t>
+            </w:r>
+            <w:r>
+              <w:rPr>
+                <w:rFonts w:ascii="BRH Malayalam Extra" w:eastAsia="Times New Roman" w:hAnsi="BRH Malayalam Extra" w:cs="BRH Malayalam Extra"/>
+                <w:color w:val="000000"/>
+                <w:sz w:val="32"/>
+                <w:szCs w:val="40"/>
+                <w:lang w:val="en-IN" w:eastAsia="en-IN" w:bidi="ml-IN"/>
+              </w:rPr>
+              <w:t>–</w:t>
+            </w:r>
+            <w:r>
+              <w:rPr>
+                <w:rFonts w:ascii="BRH Malayalam Extra" w:eastAsia="Times New Roman" w:hAnsi="BRH Malayalam Extra" w:cs="BRH Malayalam Extra"/>
+                <w:color w:val="000000"/>
+                <w:sz w:val="40"/>
+                <w:szCs w:val="40"/>
+                <w:lang w:val="en-IN" w:eastAsia="en-IN" w:bidi="ml-IN"/>
+              </w:rPr>
+              <w:t xml:space="preserve">tõ¥Ç˜ | </w:t>
+            </w:r>
+          </w:p>
+          <w:p>
+            <w:pPr>
+              <w:spacing w:before="0" w:line="240" w:lineRule="auto"/>
+              <w:rPr>
+                <w:rFonts w:ascii="BRH Devanagari Extra" w:hAnsi="BRH Devanagari Extra" w:cs="BRH Devanagari Extra"/>
+                <w:color w:val="000000"/>
+                <w:sz w:val="40"/>
+                <w:szCs w:val="40"/>
+                <w:lang w:bidi="ml-IN"/>
+              </w:rPr>
+            </w:pPr>
+            <w:r>
+              <w:rPr>
+                <w:rFonts w:ascii="BRH Malayalam Extra" w:eastAsia="Times New Roman" w:hAnsi="BRH Malayalam Extra" w:cs="BRH Malayalam Extra"/>
+                <w:color w:val="000000"/>
+                <w:sz w:val="40"/>
+                <w:szCs w:val="40"/>
+                <w:lang w:val="en-IN" w:eastAsia="en-IN" w:bidi="ml-IN"/>
+              </w:rPr>
+              <w:t>M£</w:t>
+            </w:r>
+            <w:r>
+              <w:rPr>
+                <w:rFonts w:ascii="BRH Malayalam Extra" w:eastAsia="Times New Roman" w:hAnsi="BRH Malayalam Extra" w:cs="BRH Malayalam Extra"/>
+                <w:color w:val="000000"/>
+                <w:sz w:val="32"/>
+                <w:szCs w:val="40"/>
+                <w:lang w:val="en-IN" w:eastAsia="en-IN" w:bidi="ml-IN"/>
+              </w:rPr>
+              <w:t>–</w:t>
+            </w:r>
+            <w:r>
+              <w:rPr>
+                <w:rFonts w:ascii="BRH Malayalam Extra" w:eastAsia="Times New Roman" w:hAnsi="BRH Malayalam Extra" w:cs="BRH Malayalam Extra"/>
+                <w:color w:val="000000"/>
+                <w:sz w:val="40"/>
+                <w:szCs w:val="40"/>
+                <w:lang w:val="en-IN" w:eastAsia="en-IN" w:bidi="ml-IN"/>
+              </w:rPr>
+              <w:t>tõ¥Ç„öM˜I |</w:t>
+            </w:r>
+          </w:p>
+        </w:tc>
+      </w:tr>
+      <w:tr>
+        <w:trPr>
+          <w:trHeight w:val="1359"/>
+        </w:trPr>
+        <w:tc>
+          <w:tcPr>
+            <w:tcW w:w="4048" w:type="dxa"/>
+          </w:tcPr>
+          <w:p>
+            <w:pPr>
+              <w:widowControl w:val="0"/>
+              <w:tabs>
+                <w:tab w:val="left" w:pos="993"/>
+              </w:tabs>
+              <w:autoSpaceDE w:val="0"/>
+              <w:autoSpaceDN w:val="0"/>
+              <w:adjustRightInd w:val="0"/>
+              <w:spacing w:before="0" w:line="240" w:lineRule="auto"/>
+              <w:ind w:right="297"/>
+              <w:rPr>
+                <w:rFonts w:cs="Arial"/>
+                <w:b/>
+                <w:sz w:val="28"/>
+                <w:szCs w:val="32"/>
+              </w:rPr>
+            </w:pPr>
+            <w:r>
+              <w:rPr>
+                <w:rFonts w:cs="Arial"/>
+                <w:b/>
+                <w:sz w:val="28"/>
+                <w:szCs w:val="32"/>
+              </w:rPr>
+              <w:lastRenderedPageBreak/>
+              <w:t>T.S.6.4.</w:t>
+            </w:r>
+            <w:r>
+              <w:rPr>
+                <w:rFonts w:cs="Arial"/>
+                <w:b/>
+                <w:sz w:val="28"/>
+                <w:szCs w:val="32"/>
+              </w:rPr>
+              <w:t>11.2</w:t>
+            </w:r>
+            <w:r>
+              <w:rPr>
+                <w:rFonts w:cs="Arial"/>
+                <w:b/>
+                <w:sz w:val="28"/>
+                <w:szCs w:val="32"/>
+              </w:rPr>
+              <w:t xml:space="preserve"> – Kramam</w:t>
+            </w:r>
+          </w:p>
+          <w:p>
+            <w:pPr>
+              <w:widowControl w:val="0"/>
+              <w:tabs>
+                <w:tab w:val="left" w:pos="993"/>
+              </w:tabs>
+              <w:autoSpaceDE w:val="0"/>
+              <w:autoSpaceDN w:val="0"/>
+              <w:adjustRightInd w:val="0"/>
+              <w:spacing w:before="0" w:line="240" w:lineRule="auto"/>
+              <w:ind w:right="297"/>
+              <w:rPr>
+                <w:rFonts w:cs="Arial"/>
+                <w:b/>
+                <w:sz w:val="28"/>
+                <w:szCs w:val="32"/>
+                <w:lang w:val="en-IN"/>
+              </w:rPr>
+            </w:pPr>
+            <w:r>
+              <w:rPr>
+                <w:rFonts w:cs="Arial"/>
+                <w:b/>
+                <w:sz w:val="28"/>
+                <w:szCs w:val="32"/>
+                <w:lang w:val="en-IN"/>
+              </w:rPr>
+              <w:t>Krama Vaakyam No.–</w:t>
+            </w:r>
+            <w:r>
+              <w:rPr>
+                <w:rFonts w:cs="Arial"/>
+                <w:b/>
+                <w:sz w:val="28"/>
+                <w:szCs w:val="32"/>
+                <w:lang w:val="en-IN"/>
+              </w:rPr>
+              <w:t xml:space="preserve"> 35</w:t>
+            </w:r>
+          </w:p>
+          <w:p>
+            <w:pPr>
+              <w:widowControl w:val="0"/>
+              <w:autoSpaceDE w:val="0"/>
+              <w:autoSpaceDN w:val="0"/>
+              <w:adjustRightInd w:val="0"/>
+              <w:spacing w:before="0" w:line="240" w:lineRule="auto"/>
+              <w:jc w:val="both"/>
+              <w:rPr>
+                <w:rFonts w:cs="Arial"/>
+                <w:b/>
+                <w:sz w:val="28"/>
+                <w:szCs w:val="28"/>
+                <w:lang w:val="it-IT"/>
+              </w:rPr>
+            </w:pPr>
+            <w:r>
+              <w:rPr>
+                <w:rFonts w:cs="Arial"/>
+                <w:b/>
+                <w:sz w:val="28"/>
+                <w:szCs w:val="32"/>
+                <w:lang w:val="it-IT"/>
+              </w:rPr>
+              <w:t>Panchaati No</w:t>
+            </w:r>
+            <w:r>
+              <w:rPr>
+                <w:rFonts w:cs="Arial"/>
+                <w:b/>
+                <w:szCs w:val="32"/>
+                <w:lang w:val="it-IT"/>
+              </w:rPr>
+              <w:t>. –</w:t>
+            </w:r>
+            <w:r>
+              <w:rPr>
+                <w:rFonts w:cs="Arial"/>
+                <w:b/>
+                <w:sz w:val="28"/>
+                <w:szCs w:val="28"/>
+                <w:lang w:val="it-IT"/>
+              </w:rPr>
+              <w:t xml:space="preserve"> 4</w:t>
+            </w:r>
+            <w:r>
+              <w:rPr>
+                <w:rFonts w:cs="Arial"/>
+                <w:b/>
+                <w:sz w:val="28"/>
+                <w:szCs w:val="28"/>
+                <w:lang w:val="it-IT"/>
+              </w:rPr>
+              <w:t>9</w:t>
+            </w:r>
+          </w:p>
+          <w:p>
+            <w:pPr>
+              <w:widowControl w:val="0"/>
+              <w:tabs>
+                <w:tab w:val="left" w:pos="993"/>
+              </w:tabs>
+              <w:autoSpaceDE w:val="0"/>
+              <w:autoSpaceDN w:val="0"/>
+              <w:adjustRightInd w:val="0"/>
+              <w:spacing w:before="0" w:line="240" w:lineRule="auto"/>
+              <w:ind w:right="297"/>
+              <w:rPr>
+                <w:rFonts w:cs="Arial"/>
+                <w:b/>
+                <w:sz w:val="28"/>
+                <w:szCs w:val="32"/>
+              </w:rPr>
+            </w:pPr>
+          </w:p>
+        </w:tc>
+        <w:tc>
+          <w:tcPr>
+            <w:tcW w:w="4738" w:type="dxa"/>
+          </w:tcPr>
+          <w:p>
+            <w:pPr>
+              <w:widowControl w:val="0"/>
+              <w:autoSpaceDE w:val="0"/>
+              <w:autoSpaceDN w:val="0"/>
+              <w:adjustRightInd w:val="0"/>
+              <w:spacing w:before="0" w:line="240" w:lineRule="auto"/>
+              <w:rPr>
+                <w:rFonts w:ascii="BRH Malayalam Extra" w:eastAsia="Times New Roman" w:hAnsi="BRH Malayalam Extra" w:cs="BRH Malayalam Extra"/>
+                <w:color w:val="000000"/>
+                <w:sz w:val="40"/>
+                <w:szCs w:val="40"/>
+                <w:lang w:val="en-IN" w:eastAsia="en-IN" w:bidi="ml-IN"/>
+              </w:rPr>
+            </w:pPr>
+            <w:r>
+              <w:rPr>
+                <w:rFonts w:ascii="BRH Malayalam Extra" w:eastAsia="Times New Roman" w:hAnsi="BRH Malayalam Extra" w:cs="BRH Malayalam Extra"/>
+                <w:color w:val="000000"/>
+                <w:sz w:val="40"/>
+                <w:szCs w:val="40"/>
+                <w:lang w:val="en-IN" w:eastAsia="en-IN" w:bidi="ml-IN"/>
+              </w:rPr>
+              <w:t>Z¢</w:t>
+            </w:r>
+            <w:r>
+              <w:rPr>
+                <w:rFonts w:ascii="BRH Malayalam Extra" w:eastAsia="Times New Roman" w:hAnsi="BRH Malayalam Extra" w:cs="BRH Malayalam Extra"/>
+                <w:color w:val="000000"/>
+                <w:sz w:val="32"/>
+                <w:szCs w:val="40"/>
+                <w:lang w:val="en-IN" w:eastAsia="en-IN" w:bidi="ml-IN"/>
+              </w:rPr>
+              <w:t>–</w:t>
+            </w:r>
+            <w:r>
+              <w:rPr>
+                <w:rFonts w:ascii="BRH Malayalam Extra" w:eastAsia="Times New Roman" w:hAnsi="BRH Malayalam Extra" w:cs="BRH Malayalam Extra"/>
+                <w:color w:val="000000"/>
+                <w:sz w:val="40"/>
+                <w:szCs w:val="40"/>
+                <w:lang w:val="en-IN" w:eastAsia="en-IN" w:bidi="ml-IN"/>
+              </w:rPr>
+              <w:t xml:space="preserve">rêzI öMtx©— | </w:t>
+            </w:r>
+          </w:p>
+          <w:p>
+            <w:pPr>
+              <w:widowControl w:val="0"/>
+              <w:autoSpaceDE w:val="0"/>
+              <w:autoSpaceDN w:val="0"/>
+              <w:adjustRightInd w:val="0"/>
+              <w:spacing w:before="0" w:line="240" w:lineRule="auto"/>
+              <w:rPr>
+                <w:rFonts w:ascii="BRH Devanagari Extra" w:hAnsi="BRH Devanagari Extra" w:cs="BRH Devanagari Extra"/>
+                <w:color w:val="000000"/>
+                <w:sz w:val="40"/>
+                <w:szCs w:val="40"/>
+                <w:lang w:bidi="ml-IN"/>
+              </w:rPr>
+            </w:pPr>
+            <w:r>
+              <w:rPr>
+                <w:rFonts w:ascii="BRH Malayalam Extra" w:eastAsia="Times New Roman" w:hAnsi="BRH Malayalam Extra" w:cs="BRH Malayalam Extra"/>
+                <w:color w:val="000000"/>
+                <w:sz w:val="40"/>
+                <w:szCs w:val="40"/>
+                <w:lang w:val="en-IN" w:eastAsia="en-IN" w:bidi="ml-IN"/>
+              </w:rPr>
+              <w:t>M</w:t>
+            </w:r>
+            <w:r>
+              <w:rPr>
+                <w:rFonts w:ascii="BRH Malayalam Extra" w:eastAsia="Times New Roman" w:hAnsi="BRH Malayalam Extra" w:cs="BRH Malayalam Extra"/>
+                <w:color w:val="000000"/>
+                <w:sz w:val="40"/>
+                <w:szCs w:val="40"/>
+                <w:highlight w:val="yellow"/>
+                <w:lang w:val="en-IN" w:eastAsia="en-IN" w:bidi="ml-IN"/>
+              </w:rPr>
+              <w:t>£</w:t>
+            </w:r>
+            <w:r>
+              <w:rPr>
+                <w:rFonts w:ascii="BRH Malayalam Extra" w:eastAsia="Times New Roman" w:hAnsi="BRH Malayalam Extra" w:cs="BRH Malayalam Extra"/>
+                <w:color w:val="000000"/>
+                <w:sz w:val="40"/>
+                <w:szCs w:val="40"/>
+                <w:lang w:val="en-IN" w:eastAsia="en-IN" w:bidi="ml-IN"/>
+              </w:rPr>
+              <w:t>tx—dM£t§YZ |</w:t>
+            </w:r>
+          </w:p>
+        </w:tc>
+        <w:tc>
+          <w:tcPr>
+            <w:tcW w:w="5220" w:type="dxa"/>
+          </w:tcPr>
+          <w:p>
+            <w:pPr>
+              <w:widowControl w:val="0"/>
+              <w:autoSpaceDE w:val="0"/>
+              <w:autoSpaceDN w:val="0"/>
+              <w:adjustRightInd w:val="0"/>
+              <w:spacing w:before="0" w:line="240" w:lineRule="auto"/>
+              <w:rPr>
+                <w:rFonts w:ascii="BRH Malayalam Extra" w:eastAsia="Times New Roman" w:hAnsi="BRH Malayalam Extra" w:cs="BRH Malayalam Extra"/>
+                <w:color w:val="000000"/>
+                <w:sz w:val="40"/>
+                <w:szCs w:val="40"/>
+                <w:lang w:val="en-IN" w:eastAsia="en-IN" w:bidi="ml-IN"/>
+              </w:rPr>
+            </w:pPr>
+            <w:r>
+              <w:rPr>
+                <w:rFonts w:ascii="BRH Malayalam Extra" w:eastAsia="Times New Roman" w:hAnsi="BRH Malayalam Extra" w:cs="BRH Malayalam Extra"/>
+                <w:color w:val="000000"/>
+                <w:sz w:val="40"/>
+                <w:szCs w:val="40"/>
+                <w:lang w:val="en-IN" w:eastAsia="en-IN" w:bidi="ml-IN"/>
+              </w:rPr>
+              <w:t>Z¢</w:t>
+            </w:r>
+            <w:r>
+              <w:rPr>
+                <w:rFonts w:ascii="BRH Malayalam Extra" w:eastAsia="Times New Roman" w:hAnsi="BRH Malayalam Extra" w:cs="BRH Malayalam Extra"/>
+                <w:color w:val="000000"/>
+                <w:sz w:val="32"/>
+                <w:szCs w:val="40"/>
+                <w:lang w:val="en-IN" w:eastAsia="en-IN" w:bidi="ml-IN"/>
+              </w:rPr>
+              <w:t>–</w:t>
+            </w:r>
+            <w:r>
+              <w:rPr>
+                <w:rFonts w:ascii="BRH Malayalam Extra" w:eastAsia="Times New Roman" w:hAnsi="BRH Malayalam Extra" w:cs="BRH Malayalam Extra"/>
+                <w:color w:val="000000"/>
+                <w:sz w:val="40"/>
+                <w:szCs w:val="40"/>
+                <w:lang w:val="en-IN" w:eastAsia="en-IN" w:bidi="ml-IN"/>
+              </w:rPr>
+              <w:t xml:space="preserve">rêzI öMtx©— | </w:t>
+            </w:r>
+          </w:p>
+          <w:p>
+            <w:pPr>
+              <w:widowControl w:val="0"/>
+              <w:autoSpaceDE w:val="0"/>
+              <w:autoSpaceDN w:val="0"/>
+              <w:adjustRightInd w:val="0"/>
+              <w:spacing w:before="0" w:line="240" w:lineRule="auto"/>
+              <w:rPr>
+                <w:rFonts w:ascii="BRH Devanagari Extra" w:hAnsi="BRH Devanagari Extra" w:cs="BRH Devanagari Extra"/>
+                <w:color w:val="000000"/>
+                <w:sz w:val="40"/>
+                <w:szCs w:val="40"/>
+                <w:lang w:bidi="ml-IN"/>
+              </w:rPr>
+            </w:pPr>
+            <w:r>
+              <w:rPr>
+                <w:rFonts w:ascii="BRH Malayalam Extra" w:eastAsia="Times New Roman" w:hAnsi="BRH Malayalam Extra" w:cs="BRH Malayalam Extra"/>
+                <w:color w:val="000000"/>
+                <w:sz w:val="40"/>
+                <w:szCs w:val="40"/>
+                <w:highlight w:val="green"/>
+                <w:lang w:val="en-IN" w:eastAsia="en-IN" w:bidi="ml-IN"/>
+              </w:rPr>
+              <w:t>ö</w:t>
+            </w:r>
+            <w:r>
+              <w:rPr>
+                <w:rFonts w:ascii="BRH Malayalam Extra" w:eastAsia="Times New Roman" w:hAnsi="BRH Malayalam Extra" w:cs="BRH Malayalam Extra"/>
+                <w:color w:val="000000"/>
+                <w:sz w:val="40"/>
+                <w:szCs w:val="40"/>
+                <w:lang w:val="en-IN" w:eastAsia="en-IN" w:bidi="ml-IN"/>
+              </w:rPr>
+              <w:t>Mtx—dM£t§YZ |</w:t>
             </w:r>
           </w:p>
         </w:tc>
@@ -1055,42 +2185,6 @@
         </w:rPr>
         <w:t>============</w:t>
       </w:r>
-    </w:p>
-    <w:p>
-      <w:pPr>
-        <w:jc w:val="center"/>
-        <w:rPr>
-          <w:b/>
-          <w:bCs/>
-          <w:sz w:val="32"/>
-          <w:szCs w:val="32"/>
-          <w:u w:val="single"/>
-        </w:rPr>
-      </w:pPr>
-    </w:p>
-    <w:p>
-      <w:pPr>
-        <w:jc w:val="center"/>
-        <w:rPr>
-          <w:b/>
-          <w:bCs/>
-          <w:sz w:val="32"/>
-          <w:szCs w:val="32"/>
-          <w:u w:val="single"/>
-        </w:rPr>
-      </w:pPr>
-    </w:p>
-    <w:p>
-      <w:pPr>
-        <w:jc w:val="center"/>
-        <w:rPr>
-          <w:b/>
-          <w:bCs/>
-          <w:sz w:val="32"/>
-          <w:szCs w:val="32"/>
-          <w:u w:val="single"/>
-        </w:rPr>
-      </w:pPr>
     </w:p>
     <w:p>
       <w:pPr>
@@ -1370,7 +2464,6 @@
                 <w:sz w:val="28"/>
                 <w:szCs w:val="32"/>
               </w:rPr>
-              <w:lastRenderedPageBreak/>
               <w:t>T.S.6.4.10.6 – Kramam</w:t>
             </w:r>
           </w:p>
@@ -2078,6 +3171,7 @@
                 <w:sz w:val="28"/>
                 <w:szCs w:val="32"/>
               </w:rPr>
+              <w:lastRenderedPageBreak/>
               <w:t>T.S.</w:t>
             </w:r>
             <w:r>
@@ -3327,7 +4421,6 @@
                 <w:sz w:val="28"/>
                 <w:szCs w:val="32"/>
               </w:rPr>
-              <w:lastRenderedPageBreak/>
               <w:t>T.S.6.4.2.1 – Kramam</w:t>
             </w:r>
           </w:p>
@@ -4371,6 +5464,7 @@
                 <w:sz w:val="28"/>
                 <w:szCs w:val="32"/>
               </w:rPr>
+              <w:lastRenderedPageBreak/>
               <w:t>T.S.6.4.3.4 – Kramam</w:t>
             </w:r>
           </w:p>
@@ -5422,7 +6516,6 @@
                 <w:sz w:val="28"/>
                 <w:szCs w:val="32"/>
               </w:rPr>
-              <w:lastRenderedPageBreak/>
               <w:t>T.S.6.4.6.4 – Kramam</w:t>
             </w:r>
           </w:p>
@@ -6826,6 +7919,7 @@
                 <w:sz w:val="28"/>
                 <w:szCs w:val="32"/>
               </w:rPr>
+              <w:lastRenderedPageBreak/>
               <w:t>T.S.6.4.8.3 – Kramam</w:t>
             </w:r>
           </w:p>
@@ -7968,7 +9062,6 @@
                 <w:sz w:val="28"/>
                 <w:szCs w:val="32"/>
               </w:rPr>
-              <w:lastRenderedPageBreak/>
               <w:t>T.S.6.4.10.5 – Kramam</w:t>
             </w:r>
           </w:p>
@@ -8822,7 +9915,16 @@
           <w:bCs/>
           <w:sz w:val="32"/>
         </w:rPr>
-        <w:t>replaced with</w:t>
+        <w:t xml:space="preserve">replaced </w:t>
+      </w:r>
+      <w:proofErr w:type="gramStart"/>
+      <w:r>
+        <w:rPr>
+          <w:b/>
+          <w:bCs/>
+          <w:sz w:val="32"/>
+        </w:rPr>
+        <w:t>with</w:t>
       </w:r>
       <w:r>
         <w:rPr>
@@ -8844,6 +9946,7 @@
         </w:rPr>
         <w:t>"</w:t>
       </w:r>
+      <w:proofErr w:type="gramEnd"/>
       <w:r>
         <w:rPr>
           <w:rFonts w:ascii="BRH Malayalam" w:hAnsi="BRH Malayalam" w:cs="BRH Malayalam"/>
@@ -8855,6 +9958,7 @@
         </w:rPr>
         <w:t>q§T</w:t>
       </w:r>
+      <w:proofErr w:type="gramStart"/>
       <w:r>
         <w:rPr>
           <w:rFonts w:ascii="BRH Malayalam" w:hAnsi="BRH Malayalam" w:cs="BRH Malayalam"/>
@@ -8871,7 +9975,16 @@
           <w:bCs/>
           <w:sz w:val="32"/>
         </w:rPr>
-        <w:t>wherever applicable</w:t>
+        <w:t>wherever</w:t>
+      </w:r>
+      <w:proofErr w:type="gramEnd"/>
+      <w:r>
+        <w:rPr>
+          <w:b/>
+          <w:bCs/>
+          <w:sz w:val="32"/>
+        </w:rPr>
+        <w:t xml:space="preserve"> applicable</w:t>
       </w:r>
     </w:p>
     <w:p>
@@ -9093,6 +10206,7 @@
                 <w:sz w:val="32"/>
                 <w:szCs w:val="32"/>
               </w:rPr>
+              <w:lastRenderedPageBreak/>
               <w:t>Section, Paragraph</w:t>
             </w:r>
           </w:p>
